--- a/podcast/Luyen_nghe_podcast_24_bai.docx
+++ b/podcast/Luyen_nghe_podcast_24_bai.docx
@@ -2279,9 +2279,15 @@
       </w:tr>
     </w:tbl>
     <w:p>
-      <w:r>
-        <w:br w:type="page"/>
-      </w:r>
+      <w:pPr>
+        <w:sectPr>
+          <w:footerReference w:type="default" r:id="rId7"/>
+          <w:pgSz w:w="11906" w:h="16838" w:orient="portrait"/>
+          <w:pgMar w:top="1134" w:right="1417" w:bottom="1134" w:left="1417" w:header="708" w:footer="708" w:gutter="0"/>
+          <w:pgNumType/>
+          <w:docGrid w:linePitch="360"/>
+        </w:sectPr>
+      </w:pPr>
     </w:p>
     <w:p>
       <w:pPr>
@@ -2388,7 +2394,7 @@
         </w:rPr>
         <w:t xml:space="preserve">Nghe: </w:t>
       </w:r>
-      <w:hyperlink w:history="1" r:id="rIdzjcffdxzv5w3p1zjoxizv">
+      <w:hyperlink w:history="1" r:id="rIdyczzqstmiunxygybejd7-">
         <w:r>
           <w:rPr>
             <w:rStyle w:val="Hyperlink"/>
@@ -2405,7 +2411,7 @@
         </w:rPr>
         <w:t xml:space="preserve">  |  </w:t>
       </w:r>
-      <w:hyperlink w:history="1" r:id="rIdmbitczsmzomozhi0djzyq">
+      <w:hyperlink w:history="1" r:id="rIdh0c_z5ydf79qnwtbdbotv">
         <w:r>
           <w:rPr>
             <w:rStyle w:val="Hyperlink"/>
@@ -3711,9 +3717,16 @@
       </w:r>
     </w:p>
     <w:p>
-      <w:r>
-        <w:br w:type="page"/>
-      </w:r>
+      <w:pPr>
+        <w:sectPr>
+          <w:footerReference w:type="default" r:id="rId8"/>
+          <w:type w:val="oddPage"/>
+          <w:pgSz w:w="11906" w:h="16838" w:orient="portrait"/>
+          <w:pgMar w:top="1134" w:right="1417" w:bottom="1134" w:left="1417" w:header="708" w:footer="708" w:gutter="0"/>
+          <w:pgNumType w:start="1"/>
+          <w:docGrid w:linePitch="360"/>
+        </w:sectPr>
+      </w:pPr>
     </w:p>
     <w:p>
       <w:pPr>
@@ -3787,7 +3800,7 @@
         </w:rPr>
         <w:t xml:space="preserve">Nghe: </w:t>
       </w:r>
-      <w:hyperlink w:history="1" r:id="rIdarl0u5s_x3sju-mqxchke">
+      <w:hyperlink w:history="1" r:id="rIdygngz-1wvejquncugytyk">
         <w:r>
           <w:rPr>
             <w:rStyle w:val="Hyperlink"/>
@@ -3804,7 +3817,7 @@
         </w:rPr>
         <w:t xml:space="preserve">  |  </w:t>
       </w:r>
-      <w:hyperlink w:history="1" r:id="rIdljeqkkyo2pa-grgcrip2m">
+      <w:hyperlink w:history="1" r:id="rIdpejs32i8ve2dmcvxzsapu">
         <w:r>
           <w:rPr>
             <w:rStyle w:val="Hyperlink"/>
@@ -3821,7 +3834,7 @@
         </w:rPr>
         <w:t xml:space="preserve">  |  </w:t>
       </w:r>
-      <w:hyperlink w:history="1" r:id="rIdw0u9uem9bsoumr1sfx8vc">
+      <w:hyperlink w:history="1" r:id="rIdcmrfqim_ozf3cnkqnu-pt">
         <w:r>
           <w:rPr>
             <w:rStyle w:val="Hyperlink"/>
@@ -5007,9 +5020,16 @@
       </w:r>
     </w:p>
     <w:p>
-      <w:r>
-        <w:br w:type="page"/>
-      </w:r>
+      <w:pPr>
+        <w:sectPr>
+          <w:footerReference w:type="default" r:id="rId9"/>
+          <w:type w:val="oddPage"/>
+          <w:pgSz w:w="11906" w:h="16838" w:orient="portrait"/>
+          <w:pgMar w:top="1134" w:right="1417" w:bottom="1134" w:left="1417" w:header="708" w:footer="708" w:gutter="0"/>
+          <w:pgNumType w:start="1"/>
+          <w:docGrid w:linePitch="360"/>
+        </w:sectPr>
+      </w:pPr>
     </w:p>
     <w:p>
       <w:pPr>
@@ -5083,7 +5103,7 @@
         </w:rPr>
         <w:t xml:space="preserve">Nghe: </w:t>
       </w:r>
-      <w:hyperlink w:history="1" r:id="rIdsug-vdojlklecmvzogptw">
+      <w:hyperlink w:history="1" r:id="rIdci29oqlot98fobmfe_14u">
         <w:r>
           <w:rPr>
             <w:rStyle w:val="Hyperlink"/>
@@ -5100,7 +5120,7 @@
         </w:rPr>
         <w:t xml:space="preserve">  |  </w:t>
       </w:r>
-      <w:hyperlink w:history="1" r:id="rIdgtxmshlzwvnbatadmakbh">
+      <w:hyperlink w:history="1" r:id="rId_rzf2yzwegckuie668qxz">
         <w:r>
           <w:rPr>
             <w:rStyle w:val="Hyperlink"/>
@@ -5117,7 +5137,7 @@
         </w:rPr>
         <w:t xml:space="preserve">  |  </w:t>
       </w:r>
-      <w:hyperlink w:history="1" r:id="rIdiittarhwiogokamtkhm8e">
+      <w:hyperlink w:history="1" r:id="rIdcp5oirq0gi3lxx6sjsg_0">
         <w:r>
           <w:rPr>
             <w:rStyle w:val="Hyperlink"/>
@@ -6362,9 +6382,16 @@
       </w:r>
     </w:p>
     <w:p>
-      <w:r>
-        <w:br w:type="page"/>
-      </w:r>
+      <w:pPr>
+        <w:sectPr>
+          <w:footerReference w:type="default" r:id="rId10"/>
+          <w:type w:val="oddPage"/>
+          <w:pgSz w:w="11906" w:h="16838" w:orient="portrait"/>
+          <w:pgMar w:top="1134" w:right="1417" w:bottom="1134" w:left="1417" w:header="708" w:footer="708" w:gutter="0"/>
+          <w:pgNumType w:start="1"/>
+          <w:docGrid w:linePitch="360"/>
+        </w:sectPr>
+      </w:pPr>
     </w:p>
     <w:p>
       <w:pPr>
@@ -6446,7 +6473,7 @@
         </w:rPr>
         <w:t xml:space="preserve">  |  </w:t>
       </w:r>
-      <w:hyperlink w:history="1" r:id="rIdzc9hvq5pdantazaur-rwe">
+      <w:hyperlink w:history="1" r:id="rIdpueonntin8cit3vqcnfxb">
         <w:r>
           <w:rPr>
             <w:rStyle w:val="Hyperlink"/>
@@ -7593,9 +7620,16 @@
       </w:r>
     </w:p>
     <w:p>
-      <w:r>
-        <w:br w:type="page"/>
-      </w:r>
+      <w:pPr>
+        <w:sectPr>
+          <w:footerReference w:type="default" r:id="rId11"/>
+          <w:type w:val="oddPage"/>
+          <w:pgSz w:w="11906" w:h="16838" w:orient="portrait"/>
+          <w:pgMar w:top="1134" w:right="1417" w:bottom="1134" w:left="1417" w:header="708" w:footer="708" w:gutter="0"/>
+          <w:pgNumType w:start="1"/>
+          <w:docGrid w:linePitch="360"/>
+        </w:sectPr>
+      </w:pPr>
     </w:p>
     <w:p>
       <w:pPr>
@@ -7669,7 +7703,7 @@
         </w:rPr>
         <w:t xml:space="preserve">Nghe: </w:t>
       </w:r>
-      <w:hyperlink w:history="1" r:id="rId7euzgwaytia3ok1eaacql">
+      <w:hyperlink w:history="1" r:id="rIdnl3tplxrwpeixfavqmmep">
         <w:r>
           <w:rPr>
             <w:rStyle w:val="Hyperlink"/>
@@ -7686,7 +7720,7 @@
         </w:rPr>
         <w:t xml:space="preserve">  |  </w:t>
       </w:r>
-      <w:hyperlink w:history="1" r:id="rIdga97hvf_oagcdbtfmm0rj">
+      <w:hyperlink w:history="1" r:id="rIdsayixl27u6h0bzvdxlrlz">
         <w:r>
           <w:rPr>
             <w:rStyle w:val="Hyperlink"/>
@@ -7703,7 +7737,7 @@
         </w:rPr>
         <w:t xml:space="preserve">  |  </w:t>
       </w:r>
-      <w:hyperlink w:history="1" r:id="rIdwszk11lr9jnrzm933kxe_">
+      <w:hyperlink w:history="1" r:id="rIdjo5flc3m-dkky-riyqkcm">
         <w:r>
           <w:rPr>
             <w:rStyle w:val="Hyperlink"/>
@@ -8876,9 +8910,16 @@
       </w:r>
     </w:p>
     <w:p>
-      <w:r>
-        <w:br w:type="page"/>
-      </w:r>
+      <w:pPr>
+        <w:sectPr>
+          <w:footerReference w:type="default" r:id="rId12"/>
+          <w:type w:val="oddPage"/>
+          <w:pgSz w:w="11906" w:h="16838" w:orient="portrait"/>
+          <w:pgMar w:top="1134" w:right="1417" w:bottom="1134" w:left="1417" w:header="708" w:footer="708" w:gutter="0"/>
+          <w:pgNumType w:start="1"/>
+          <w:docGrid w:linePitch="360"/>
+        </w:sectPr>
+      </w:pPr>
     </w:p>
     <w:p>
       <w:pPr>
@@ -8952,7 +8993,7 @@
         </w:rPr>
         <w:t xml:space="preserve">Nghe: </w:t>
       </w:r>
-      <w:hyperlink w:history="1" r:id="rIdjjyt25niutvgo1ijled_d">
+      <w:hyperlink w:history="1" r:id="rIda5fzvfypoyg3v9x0sv0eg">
         <w:r>
           <w:rPr>
             <w:rStyle w:val="Hyperlink"/>
@@ -8969,7 +9010,7 @@
         </w:rPr>
         <w:t xml:space="preserve">  |  </w:t>
       </w:r>
-      <w:hyperlink w:history="1" r:id="rId6xhtd7vd2p6l62hk-w3mr">
+      <w:hyperlink w:history="1" r:id="rId9gkpyw93vlmhwv2263uap">
         <w:r>
           <w:rPr>
             <w:rStyle w:val="Hyperlink"/>
@@ -10192,9 +10233,16 @@
       </w:r>
     </w:p>
     <w:p>
-      <w:r>
-        <w:br w:type="page"/>
-      </w:r>
+      <w:pPr>
+        <w:sectPr>
+          <w:footerReference w:type="default" r:id="rId13"/>
+          <w:type w:val="oddPage"/>
+          <w:pgSz w:w="11906" w:h="16838" w:orient="portrait"/>
+          <w:pgMar w:top="1134" w:right="1417" w:bottom="1134" w:left="1417" w:header="708" w:footer="708" w:gutter="0"/>
+          <w:pgNumType w:start="1"/>
+          <w:docGrid w:linePitch="360"/>
+        </w:sectPr>
+      </w:pPr>
     </w:p>
     <w:p>
       <w:pPr>
@@ -10268,7 +10316,7 @@
         </w:rPr>
         <w:t xml:space="preserve">Nghe: </w:t>
       </w:r>
-      <w:hyperlink w:history="1" r:id="rIdfdflccuufbxeww7wkzy7g">
+      <w:hyperlink w:history="1" r:id="rIdveywqu6oe_j9pqmdyr0ae">
         <w:r>
           <w:rPr>
             <w:rStyle w:val="Hyperlink"/>
@@ -10285,7 +10333,7 @@
         </w:rPr>
         <w:t xml:space="preserve">  |  </w:t>
       </w:r>
-      <w:hyperlink w:history="1" r:id="rId3a8dclfoh3dxcne-zds60">
+      <w:hyperlink w:history="1" r:id="rIdi-emf8jipspcx_tcx1yvs">
         <w:r>
           <w:rPr>
             <w:rStyle w:val="Hyperlink"/>
@@ -11443,9 +11491,16 @@
       </w:r>
     </w:p>
     <w:p>
-      <w:r>
-        <w:br w:type="page"/>
-      </w:r>
+      <w:pPr>
+        <w:sectPr>
+          <w:footerReference w:type="default" r:id="rId14"/>
+          <w:type w:val="oddPage"/>
+          <w:pgSz w:w="11906" w:h="16838" w:orient="portrait"/>
+          <w:pgMar w:top="1134" w:right="1417" w:bottom="1134" w:left="1417" w:header="708" w:footer="708" w:gutter="0"/>
+          <w:pgNumType w:start="1"/>
+          <w:docGrid w:linePitch="360"/>
+        </w:sectPr>
+      </w:pPr>
     </w:p>
     <w:p>
       <w:pPr>
@@ -11519,7 +11574,7 @@
         </w:rPr>
         <w:t xml:space="preserve">Nghe: </w:t>
       </w:r>
-      <w:hyperlink w:history="1" r:id="rIdupehj4bi07rvlshm0gi5h">
+      <w:hyperlink w:history="1" r:id="rIdcqxdumkv24wcl_gmkigzx">
         <w:r>
           <w:rPr>
             <w:rStyle w:val="Hyperlink"/>
@@ -11536,7 +11591,7 @@
         </w:rPr>
         <w:t xml:space="preserve">  |  </w:t>
       </w:r>
-      <w:hyperlink w:history="1" r:id="rIdthen5xzn3ozxhi2cxnd1s">
+      <w:hyperlink w:history="1" r:id="rIdr0kjodq6mn6we6aixcc0b">
         <w:r>
           <w:rPr>
             <w:rStyle w:val="Hyperlink"/>
@@ -11553,7 +11608,7 @@
         </w:rPr>
         <w:t xml:space="preserve">  |  </w:t>
       </w:r>
-      <w:hyperlink w:history="1" r:id="rIddzt0_nz4wkibpj4pgvuae">
+      <w:hyperlink w:history="1" r:id="rIdgkm3a28yfo6-0rzp9icpc">
         <w:r>
           <w:rPr>
             <w:rStyle w:val="Hyperlink"/>
@@ -12689,9 +12744,16 @@
       </w:r>
     </w:p>
     <w:p>
-      <w:r>
-        <w:br w:type="page"/>
-      </w:r>
+      <w:pPr>
+        <w:sectPr>
+          <w:footerReference w:type="default" r:id="rId15"/>
+          <w:type w:val="oddPage"/>
+          <w:pgSz w:w="11906" w:h="16838" w:orient="portrait"/>
+          <w:pgMar w:top="1134" w:right="1417" w:bottom="1134" w:left="1417" w:header="708" w:footer="708" w:gutter="0"/>
+          <w:pgNumType w:start="1"/>
+          <w:docGrid w:linePitch="360"/>
+        </w:sectPr>
+      </w:pPr>
     </w:p>
     <w:p>
       <w:pPr>
@@ -12798,7 +12860,7 @@
         </w:rPr>
         <w:t xml:space="preserve">Nghe: </w:t>
       </w:r>
-      <w:hyperlink w:history="1" r:id="rIdim9po3drbtyw_-agf0_bj">
+      <w:hyperlink w:history="1" r:id="rIdk9ex_9qfmiei-jhbqbadr">
         <w:r>
           <w:rPr>
             <w:rStyle w:val="Hyperlink"/>
@@ -12815,7 +12877,7 @@
         </w:rPr>
         <w:t xml:space="preserve">  |  </w:t>
       </w:r>
-      <w:hyperlink w:history="1" r:id="rIdv-679-urrixvfksvpz7hp">
+      <w:hyperlink w:history="1" r:id="rIdnuqlr3qeetvdqurook-cy">
         <w:r>
           <w:rPr>
             <w:rStyle w:val="Hyperlink"/>
@@ -12832,7 +12894,7 @@
         </w:rPr>
         <w:t xml:space="preserve">  |  </w:t>
       </w:r>
-      <w:hyperlink w:history="1" r:id="rIdufxy7iv37gj9tyo1u1mdy">
+      <w:hyperlink w:history="1" r:id="rIdjrt8zj1td2ajmiv8xjf1l">
         <w:r>
           <w:rPr>
             <w:rStyle w:val="Hyperlink"/>
@@ -14201,9 +14263,16 @@
       </w:r>
     </w:p>
     <w:p>
-      <w:r>
-        <w:br w:type="page"/>
-      </w:r>
+      <w:pPr>
+        <w:sectPr>
+          <w:footerReference w:type="default" r:id="rId16"/>
+          <w:type w:val="oddPage"/>
+          <w:pgSz w:w="11906" w:h="16838" w:orient="portrait"/>
+          <w:pgMar w:top="1134" w:right="1417" w:bottom="1134" w:left="1417" w:header="708" w:footer="708" w:gutter="0"/>
+          <w:pgNumType w:start="1"/>
+          <w:docGrid w:linePitch="360"/>
+        </w:sectPr>
+      </w:pPr>
     </w:p>
     <w:p>
       <w:pPr>
@@ -14277,7 +14346,7 @@
         </w:rPr>
         <w:t xml:space="preserve">Nghe: </w:t>
       </w:r>
-      <w:hyperlink w:history="1" r:id="rIdh9xseyfvfkuia5ftfwjqp">
+      <w:hyperlink w:history="1" r:id="rId88_farutssecxpoxlfqjn">
         <w:r>
           <w:rPr>
             <w:rStyle w:val="Hyperlink"/>
@@ -14294,7 +14363,7 @@
         </w:rPr>
         <w:t xml:space="preserve">  |  </w:t>
       </w:r>
-      <w:hyperlink w:history="1" r:id="rIdqvnzqzj7houcvokssknoi">
+      <w:hyperlink w:history="1" r:id="rIddzafueujicyxc_n4qvh0j">
         <w:r>
           <w:rPr>
             <w:rStyle w:val="Hyperlink"/>
@@ -14311,7 +14380,7 @@
         </w:rPr>
         <w:t xml:space="preserve">  |  </w:t>
       </w:r>
-      <w:hyperlink w:history="1" r:id="rIdx1ppqeaobjofluobbdlie">
+      <w:hyperlink w:history="1" r:id="rIdihbl9gua4adrcesuofnrv">
         <w:r>
           <w:rPr>
             <w:rStyle w:val="Hyperlink"/>
@@ -15580,9 +15649,16 @@
       </w:r>
     </w:p>
     <w:p>
-      <w:r>
-        <w:br w:type="page"/>
-      </w:r>
+      <w:pPr>
+        <w:sectPr>
+          <w:footerReference w:type="default" r:id="rId17"/>
+          <w:type w:val="oddPage"/>
+          <w:pgSz w:w="11906" w:h="16838" w:orient="portrait"/>
+          <w:pgMar w:top="1134" w:right="1417" w:bottom="1134" w:left="1417" w:header="708" w:footer="708" w:gutter="0"/>
+          <w:pgNumType w:start="1"/>
+          <w:docGrid w:linePitch="360"/>
+        </w:sectPr>
+      </w:pPr>
     </w:p>
     <w:p>
       <w:pPr>
@@ -15656,7 +15732,7 @@
         </w:rPr>
         <w:t xml:space="preserve">Nghe: </w:t>
       </w:r>
-      <w:hyperlink w:history="1" r:id="rIdwjod8tjkzzodh2ko3zymh">
+      <w:hyperlink w:history="1" r:id="rIdqjsb1sgjx5kecnf699dtm">
         <w:r>
           <w:rPr>
             <w:rStyle w:val="Hyperlink"/>
@@ -15673,7 +15749,7 @@
         </w:rPr>
         <w:t xml:space="preserve">  |  </w:t>
       </w:r>
-      <w:hyperlink w:history="1" r:id="rIdmq6jremy9l847q4rety6w">
+      <w:hyperlink w:history="1" r:id="rIdspaugeckuqkquw9vt7ean">
         <w:r>
           <w:rPr>
             <w:rStyle w:val="Hyperlink"/>
@@ -15690,7 +15766,7 @@
         </w:rPr>
         <w:t xml:space="preserve">  |  </w:t>
       </w:r>
-      <w:hyperlink w:history="1" r:id="rIduxckpcvfgn73j5bjiml6i">
+      <w:hyperlink w:history="1" r:id="rIdz78dxy9eqoedanll59zmq">
         <w:r>
           <w:rPr>
             <w:rStyle w:val="Hyperlink"/>
@@ -16863,9 +16939,16 @@
       </w:r>
     </w:p>
     <w:p>
-      <w:r>
-        <w:br w:type="page"/>
-      </w:r>
+      <w:pPr>
+        <w:sectPr>
+          <w:footerReference w:type="default" r:id="rId18"/>
+          <w:type w:val="oddPage"/>
+          <w:pgSz w:w="11906" w:h="16838" w:orient="portrait"/>
+          <w:pgMar w:top="1134" w:right="1417" w:bottom="1134" w:left="1417" w:header="708" w:footer="708" w:gutter="0"/>
+          <w:pgNumType w:start="1"/>
+          <w:docGrid w:linePitch="360"/>
+        </w:sectPr>
+      </w:pPr>
     </w:p>
     <w:p>
       <w:pPr>
@@ -16939,7 +17022,7 @@
         </w:rPr>
         <w:t xml:space="preserve">Nghe: </w:t>
       </w:r>
-      <w:hyperlink w:history="1" r:id="rIdxh3p--p4aygvgq0b4feyt">
+      <w:hyperlink w:history="1" r:id="rIdvwb7vfmvwo8ekidcthifm">
         <w:r>
           <w:rPr>
             <w:rStyle w:val="Hyperlink"/>
@@ -16956,7 +17039,7 @@
         </w:rPr>
         <w:t xml:space="preserve">  |  </w:t>
       </w:r>
-      <w:hyperlink w:history="1" r:id="rIdgcsffdrgzcwsjnwqnz_gk">
+      <w:hyperlink w:history="1" r:id="rId_pddojfqtpeomtvqe_dkx">
         <w:r>
           <w:rPr>
             <w:rStyle w:val="Hyperlink"/>
@@ -18118,9 +18201,16 @@
       </w:r>
     </w:p>
     <w:p>
-      <w:r>
-        <w:br w:type="page"/>
-      </w:r>
+      <w:pPr>
+        <w:sectPr>
+          <w:footerReference w:type="default" r:id="rId19"/>
+          <w:type w:val="oddPage"/>
+          <w:pgSz w:w="11906" w:h="16838" w:orient="portrait"/>
+          <w:pgMar w:top="1134" w:right="1417" w:bottom="1134" w:left="1417" w:header="708" w:footer="708" w:gutter="0"/>
+          <w:pgNumType w:start="1"/>
+          <w:docGrid w:linePitch="360"/>
+        </w:sectPr>
+      </w:pPr>
     </w:p>
     <w:p>
       <w:pPr>
@@ -18194,7 +18284,7 @@
         </w:rPr>
         <w:t xml:space="preserve">Nghe: </w:t>
       </w:r>
-      <w:hyperlink w:history="1" r:id="rIdzxvcwoicvmyydz7inis2j">
+      <w:hyperlink w:history="1" r:id="rIdojxz9eke0mzzwkppxpmrg">
         <w:r>
           <w:rPr>
             <w:rStyle w:val="Hyperlink"/>
@@ -18211,7 +18301,7 @@
         </w:rPr>
         <w:t xml:space="preserve">  |  </w:t>
       </w:r>
-      <w:hyperlink w:history="1" r:id="rIdvw8q2u-gtr0mc8n_-s-hl">
+      <w:hyperlink w:history="1" r:id="rIdmdiw1dnjw_-pj_5ytrecm">
         <w:r>
           <w:rPr>
             <w:rStyle w:val="Hyperlink"/>
@@ -18228,7 +18318,7 @@
         </w:rPr>
         <w:t xml:space="preserve">  |  </w:t>
       </w:r>
-      <w:hyperlink w:history="1" r:id="rIdmmdkjoi78z68kr1kxreru">
+      <w:hyperlink w:history="1" r:id="rIdcd7lzzfspiwkaapdwhvb8">
         <w:r>
           <w:rPr>
             <w:rStyle w:val="Hyperlink"/>
@@ -19438,9 +19528,16 @@
       </w:r>
     </w:p>
     <w:p>
-      <w:r>
-        <w:br w:type="page"/>
-      </w:r>
+      <w:pPr>
+        <w:sectPr>
+          <w:footerReference w:type="default" r:id="rId20"/>
+          <w:type w:val="oddPage"/>
+          <w:pgSz w:w="11906" w:h="16838" w:orient="portrait"/>
+          <w:pgMar w:top="1134" w:right="1417" w:bottom="1134" w:left="1417" w:header="708" w:footer="708" w:gutter="0"/>
+          <w:pgNumType w:start="1"/>
+          <w:docGrid w:linePitch="360"/>
+        </w:sectPr>
+      </w:pPr>
     </w:p>
     <w:p>
       <w:pPr>
@@ -19514,7 +19611,7 @@
         </w:rPr>
         <w:t xml:space="preserve">Nghe: </w:t>
       </w:r>
-      <w:hyperlink w:history="1" r:id="rId2o3msoacm5pclik78ljvp">
+      <w:hyperlink w:history="1" r:id="rId5xyxsbqark6vaz2widirg">
         <w:r>
           <w:rPr>
             <w:rStyle w:val="Hyperlink"/>
@@ -19531,7 +19628,7 @@
         </w:rPr>
         <w:t xml:space="preserve">  |  </w:t>
       </w:r>
-      <w:hyperlink w:history="1" r:id="rIddboccwcmotphmn5shiahj">
+      <w:hyperlink w:history="1" r:id="rIdxmiv2bc7tjxojhjw1qrw-">
         <w:r>
           <w:rPr>
             <w:rStyle w:val="Hyperlink"/>
@@ -20741,9 +20838,16 @@
       </w:r>
     </w:p>
     <w:p>
-      <w:r>
-        <w:br w:type="page"/>
-      </w:r>
+      <w:pPr>
+        <w:sectPr>
+          <w:footerReference w:type="default" r:id="rId21"/>
+          <w:type w:val="oddPage"/>
+          <w:pgSz w:w="11906" w:h="16838" w:orient="portrait"/>
+          <w:pgMar w:top="1134" w:right="1417" w:bottom="1134" w:left="1417" w:header="708" w:footer="708" w:gutter="0"/>
+          <w:pgNumType w:start="1"/>
+          <w:docGrid w:linePitch="360"/>
+        </w:sectPr>
+      </w:pPr>
     </w:p>
     <w:p>
       <w:pPr>
@@ -20817,7 +20921,7 @@
         </w:rPr>
         <w:t xml:space="preserve">Nghe: </w:t>
       </w:r>
-      <w:hyperlink w:history="1" r:id="rIdekdbbjyps2_zrd77936lm">
+      <w:hyperlink w:history="1" r:id="rIdb0-fq4ycuw9rr_3gu8qsw">
         <w:r>
           <w:rPr>
             <w:rStyle w:val="Hyperlink"/>
@@ -20834,7 +20938,7 @@
         </w:rPr>
         <w:t xml:space="preserve">  |  </w:t>
       </w:r>
-      <w:hyperlink w:history="1" r:id="rIda_muujfplqz1tp8zxuf20">
+      <w:hyperlink w:history="1" r:id="rIdarqslrxelm9gbwcux_gvo">
         <w:r>
           <w:rPr>
             <w:rStyle w:val="Hyperlink"/>
@@ -20851,7 +20955,7 @@
         </w:rPr>
         <w:t xml:space="preserve">  |  </w:t>
       </w:r>
-      <w:hyperlink w:history="1" r:id="rId2t0e2l30e92uwgmkq0pdz">
+      <w:hyperlink w:history="1" r:id="rIdnudza70pkptu9bjrcsqmy">
         <w:r>
           <w:rPr>
             <w:rStyle w:val="Hyperlink"/>
@@ -22094,9 +22198,16 @@
       </w:r>
     </w:p>
     <w:p>
-      <w:r>
-        <w:br w:type="page"/>
-      </w:r>
+      <w:pPr>
+        <w:sectPr>
+          <w:footerReference w:type="default" r:id="rId22"/>
+          <w:type w:val="oddPage"/>
+          <w:pgSz w:w="11906" w:h="16838" w:orient="portrait"/>
+          <w:pgMar w:top="1134" w:right="1417" w:bottom="1134" w:left="1417" w:header="708" w:footer="708" w:gutter="0"/>
+          <w:pgNumType w:start="1"/>
+          <w:docGrid w:linePitch="360"/>
+        </w:sectPr>
+      </w:pPr>
     </w:p>
     <w:p>
       <w:pPr>
@@ -22170,7 +22281,7 @@
         </w:rPr>
         <w:t xml:space="preserve">Nghe: </w:t>
       </w:r>
-      <w:hyperlink w:history="1" r:id="rId0f4j30pxwolicavcc-bod">
+      <w:hyperlink w:history="1" r:id="rId24wawjo4ufjwlk4mvcqop">
         <w:r>
           <w:rPr>
             <w:rStyle w:val="Hyperlink"/>
@@ -22187,7 +22298,7 @@
         </w:rPr>
         <w:t xml:space="preserve">  |  </w:t>
       </w:r>
-      <w:hyperlink w:history="1" r:id="rIdaewa79kd_anzafeqv_y9x">
+      <w:hyperlink w:history="1" r:id="rIdebowsyiduf-tb1n-5rsiw">
         <w:r>
           <w:rPr>
             <w:rStyle w:val="Hyperlink"/>
@@ -22204,7 +22315,7 @@
         </w:rPr>
         <w:t xml:space="preserve">  |  </w:t>
       </w:r>
-      <w:hyperlink w:history="1" r:id="rIdpua0qnoykkrhivsvo53ln">
+      <w:hyperlink w:history="1" r:id="rId94gyyll2_y-xecmgbrdvs">
         <w:r>
           <w:rPr>
             <w:rStyle w:val="Hyperlink"/>
@@ -23427,9 +23538,16 @@
       </w:r>
     </w:p>
     <w:p>
-      <w:r>
-        <w:br w:type="page"/>
-      </w:r>
+      <w:pPr>
+        <w:sectPr>
+          <w:footerReference w:type="default" r:id="rId23"/>
+          <w:type w:val="oddPage"/>
+          <w:pgSz w:w="11906" w:h="16838" w:orient="portrait"/>
+          <w:pgMar w:top="1134" w:right="1417" w:bottom="1134" w:left="1417" w:header="708" w:footer="708" w:gutter="0"/>
+          <w:pgNumType w:start="1"/>
+          <w:docGrid w:linePitch="360"/>
+        </w:sectPr>
+      </w:pPr>
     </w:p>
     <w:p>
       <w:pPr>
@@ -23536,7 +23654,7 @@
         </w:rPr>
         <w:t xml:space="preserve">Nghe: </w:t>
       </w:r>
-      <w:hyperlink w:history="1" r:id="rIdwnxbinsapcfmzpexnboyd">
+      <w:hyperlink w:history="1" r:id="rIdkddnajtkpfldzs6wxjhgw">
         <w:r>
           <w:rPr>
             <w:rStyle w:val="Hyperlink"/>
@@ -23553,7 +23671,7 @@
         </w:rPr>
         <w:t xml:space="preserve">  |  </w:t>
       </w:r>
-      <w:hyperlink w:history="1" r:id="rIdlgznos3xqo02ftnxdb_bg">
+      <w:hyperlink w:history="1" r:id="rId96fpmnoryd43tudbsajtv">
         <w:r>
           <w:rPr>
             <w:rStyle w:val="Hyperlink"/>
@@ -23570,7 +23688,7 @@
         </w:rPr>
         <w:t xml:space="preserve">  |  </w:t>
       </w:r>
-      <w:hyperlink w:history="1" r:id="rIduhpdfk4bxaffb6src-nq1">
+      <w:hyperlink w:history="1" r:id="rIdcyr6w0x1gpyu3smcfra2f">
         <w:r>
           <w:rPr>
             <w:rStyle w:val="Hyperlink"/>
@@ -25057,9 +25175,16 @@
       </w:r>
     </w:p>
     <w:p>
-      <w:r>
-        <w:br w:type="page"/>
-      </w:r>
+      <w:pPr>
+        <w:sectPr>
+          <w:footerReference w:type="default" r:id="rId24"/>
+          <w:type w:val="oddPage"/>
+          <w:pgSz w:w="11906" w:h="16838" w:orient="portrait"/>
+          <w:pgMar w:top="1134" w:right="1417" w:bottom="1134" w:left="1417" w:header="708" w:footer="708" w:gutter="0"/>
+          <w:pgNumType w:start="1"/>
+          <w:docGrid w:linePitch="360"/>
+        </w:sectPr>
+      </w:pPr>
     </w:p>
     <w:p>
       <w:pPr>
@@ -25133,7 +25258,7 @@
         </w:rPr>
         <w:t xml:space="preserve">Nghe: </w:t>
       </w:r>
-      <w:hyperlink w:history="1" r:id="rIdha0c7_ubarm_ncvizyg7j">
+      <w:hyperlink w:history="1" r:id="rIdbljzfsl-kukc_jyqeqey-">
         <w:r>
           <w:rPr>
             <w:rStyle w:val="Hyperlink"/>
@@ -25150,7 +25275,7 @@
         </w:rPr>
         <w:t xml:space="preserve">  |  </w:t>
       </w:r>
-      <w:hyperlink w:history="1" r:id="rIdn0rdeucdxapv338a4c_q5">
+      <w:hyperlink w:history="1" r:id="rIdai4_nlfhnviofdpvhcqt6">
         <w:r>
           <w:rPr>
             <w:rStyle w:val="Hyperlink"/>
@@ -25167,7 +25292,7 @@
         </w:rPr>
         <w:t xml:space="preserve">  |  </w:t>
       </w:r>
-      <w:hyperlink w:history="1" r:id="rIdwwbymi5dyiiryx2junpb_">
+      <w:hyperlink w:history="1" r:id="rId4894thke-xxizjrukj_x7">
         <w:r>
           <w:rPr>
             <w:rStyle w:val="Hyperlink"/>
@@ -26626,9 +26751,16 @@
       </w:r>
     </w:p>
     <w:p>
-      <w:r>
-        <w:br w:type="page"/>
-      </w:r>
+      <w:pPr>
+        <w:sectPr>
+          <w:footerReference w:type="default" r:id="rId25"/>
+          <w:type w:val="oddPage"/>
+          <w:pgSz w:w="11906" w:h="16838" w:orient="portrait"/>
+          <w:pgMar w:top="1134" w:right="1417" w:bottom="1134" w:left="1417" w:header="708" w:footer="708" w:gutter="0"/>
+          <w:pgNumType w:start="1"/>
+          <w:docGrid w:linePitch="360"/>
+        </w:sectPr>
+      </w:pPr>
     </w:p>
     <w:p>
       <w:pPr>
@@ -26702,7 +26834,7 @@
         </w:rPr>
         <w:t xml:space="preserve">Nghe: </w:t>
       </w:r>
-      <w:hyperlink w:history="1" r:id="rIdhtdjmhzhs9az_ezbnqca4">
+      <w:hyperlink w:history="1" r:id="rIdd7kjwltoy35gyvgv_pk3c">
         <w:r>
           <w:rPr>
             <w:rStyle w:val="Hyperlink"/>
@@ -26719,7 +26851,7 @@
         </w:rPr>
         <w:t xml:space="preserve">  |  </w:t>
       </w:r>
-      <w:hyperlink w:history="1" r:id="rId_n_neswypwlyxykaqqzx9">
+      <w:hyperlink w:history="1" r:id="rIdrglpia0xwkivks6g05azf">
         <w:r>
           <w:rPr>
             <w:rStyle w:val="Hyperlink"/>
@@ -27890,9 +28022,16 @@
       </w:r>
     </w:p>
     <w:p>
-      <w:r>
-        <w:br w:type="page"/>
-      </w:r>
+      <w:pPr>
+        <w:sectPr>
+          <w:footerReference w:type="default" r:id="rId26"/>
+          <w:type w:val="oddPage"/>
+          <w:pgSz w:w="11906" w:h="16838" w:orient="portrait"/>
+          <w:pgMar w:top="1134" w:right="1417" w:bottom="1134" w:left="1417" w:header="708" w:footer="708" w:gutter="0"/>
+          <w:pgNumType w:start="1"/>
+          <w:docGrid w:linePitch="360"/>
+        </w:sectPr>
+      </w:pPr>
     </w:p>
     <w:p>
       <w:pPr>
@@ -27966,7 +28105,7 @@
         </w:rPr>
         <w:t xml:space="preserve">Nghe: </w:t>
       </w:r>
-      <w:hyperlink w:history="1" r:id="rIdewwy2qddkgedksdrlfpda">
+      <w:hyperlink w:history="1" r:id="rIdzhaa5q2hc7hctsri4s1ji">
         <w:r>
           <w:rPr>
             <w:rStyle w:val="Hyperlink"/>
@@ -27983,7 +28122,7 @@
         </w:rPr>
         <w:t xml:space="preserve">  |  </w:t>
       </w:r>
-      <w:hyperlink w:history="1" r:id="rIdmlqvvo0f_vy-wyrrtz7al">
+      <w:hyperlink w:history="1" r:id="rIdyjr5ntwfizeifbghxrbgx">
         <w:r>
           <w:rPr>
             <w:rStyle w:val="Hyperlink"/>
@@ -28000,7 +28139,7 @@
         </w:rPr>
         <w:t xml:space="preserve">  |  </w:t>
       </w:r>
-      <w:hyperlink w:history="1" r:id="rIdzt8onek0sruvt4mg9jpgh">
+      <w:hyperlink w:history="1" r:id="rId0sq4l9r8ftjp77cluzpjl">
         <w:r>
           <w:rPr>
             <w:rStyle w:val="Hyperlink"/>
@@ -29219,9 +29358,16 @@
       </w:r>
     </w:p>
     <w:p>
-      <w:r>
-        <w:br w:type="page"/>
-      </w:r>
+      <w:pPr>
+        <w:sectPr>
+          <w:footerReference w:type="default" r:id="rId27"/>
+          <w:type w:val="oddPage"/>
+          <w:pgSz w:w="11906" w:h="16838" w:orient="portrait"/>
+          <w:pgMar w:top="1134" w:right="1417" w:bottom="1134" w:left="1417" w:header="708" w:footer="708" w:gutter="0"/>
+          <w:pgNumType w:start="1"/>
+          <w:docGrid w:linePitch="360"/>
+        </w:sectPr>
+      </w:pPr>
     </w:p>
     <w:p>
       <w:pPr>
@@ -29295,7 +29441,7 @@
         </w:rPr>
         <w:t xml:space="preserve">Nghe: </w:t>
       </w:r>
-      <w:hyperlink w:history="1" r:id="rIdbmyqim9an5zjlhn0i4fmf">
+      <w:hyperlink w:history="1" r:id="rIdtzykelrqup-msoodzru5b">
         <w:r>
           <w:rPr>
             <w:rStyle w:val="Hyperlink"/>
@@ -29312,7 +29458,7 @@
         </w:rPr>
         <w:t xml:space="preserve">  |  </w:t>
       </w:r>
-      <w:hyperlink w:history="1" r:id="rIduc5nlh8-3zxrhi1qhmbzi">
+      <w:hyperlink w:history="1" r:id="rId1cskxp2ca7gpifueorehz">
         <w:r>
           <w:rPr>
             <w:rStyle w:val="Hyperlink"/>
@@ -30380,9 +30526,16 @@
       </w:r>
     </w:p>
     <w:p>
-      <w:r>
-        <w:br w:type="page"/>
-      </w:r>
+      <w:pPr>
+        <w:sectPr>
+          <w:footerReference w:type="default" r:id="rId28"/>
+          <w:type w:val="oddPage"/>
+          <w:pgSz w:w="11906" w:h="16838" w:orient="portrait"/>
+          <w:pgMar w:top="1134" w:right="1417" w:bottom="1134" w:left="1417" w:header="708" w:footer="708" w:gutter="0"/>
+          <w:pgNumType w:start="1"/>
+          <w:docGrid w:linePitch="360"/>
+        </w:sectPr>
+      </w:pPr>
     </w:p>
     <w:p>
       <w:pPr>
@@ -30456,7 +30609,7 @@
         </w:rPr>
         <w:t xml:space="preserve">Nghe: </w:t>
       </w:r>
-      <w:hyperlink w:history="1" r:id="rIdxnvkg8tdlsqmvagmpfpj3">
+      <w:hyperlink w:history="1" r:id="rIdrtr1zdzzpniygf5nrrmdb">
         <w:r>
           <w:rPr>
             <w:rStyle w:val="Hyperlink"/>
@@ -30473,7 +30626,7 @@
         </w:rPr>
         <w:t xml:space="preserve">  |  </w:t>
       </w:r>
-      <w:hyperlink w:history="1" r:id="rId5gmvhwpn0t4q4ju5xlkdx">
+      <w:hyperlink w:history="1" r:id="rId4sqjcvkfhhh4ao6f2us3m">
         <w:r>
           <w:rPr>
             <w:rStyle w:val="Hyperlink"/>
@@ -31524,9 +31677,16 @@
       </w:r>
     </w:p>
     <w:p>
-      <w:r>
-        <w:br w:type="page"/>
-      </w:r>
+      <w:pPr>
+        <w:sectPr>
+          <w:footerReference w:type="default" r:id="rId29"/>
+          <w:type w:val="oddPage"/>
+          <w:pgSz w:w="11906" w:h="16838" w:orient="portrait"/>
+          <w:pgMar w:top="1134" w:right="1417" w:bottom="1134" w:left="1417" w:header="708" w:footer="708" w:gutter="0"/>
+          <w:pgNumType w:start="1"/>
+          <w:docGrid w:linePitch="360"/>
+        </w:sectPr>
+      </w:pPr>
     </w:p>
     <w:p>
       <w:pPr>
@@ -31600,7 +31760,7 @@
         </w:rPr>
         <w:t xml:space="preserve">Nghe: </w:t>
       </w:r>
-      <w:hyperlink w:history="1" r:id="rIdfv64atu2dwgeecca1arug">
+      <w:hyperlink w:history="1" r:id="rIdizlahqp3fpdcxxrgoazzq">
         <w:r>
           <w:rPr>
             <w:rStyle w:val="Hyperlink"/>
@@ -31617,7 +31777,7 @@
         </w:rPr>
         <w:t xml:space="preserve">  |  </w:t>
       </w:r>
-      <w:hyperlink w:history="1" r:id="rId-qhni_vxkjukg-1hbpkkv">
+      <w:hyperlink w:history="1" r:id="rIdsanvemg9plems_gjcjijt">
         <w:r>
           <w:rPr>
             <w:rStyle w:val="Hyperlink"/>
@@ -32633,9 +32793,16 @@
       </w:r>
     </w:p>
     <w:p>
-      <w:r>
-        <w:br w:type="page"/>
-      </w:r>
+      <w:pPr>
+        <w:sectPr>
+          <w:footerReference w:type="default" r:id="rId30"/>
+          <w:type w:val="oddPage"/>
+          <w:pgSz w:w="11906" w:h="16838" w:orient="portrait"/>
+          <w:pgMar w:top="1134" w:right="1417" w:bottom="1134" w:left="1417" w:header="708" w:footer="708" w:gutter="0"/>
+          <w:pgNumType w:start="1"/>
+          <w:docGrid w:linePitch="360"/>
+        </w:sectPr>
+      </w:pPr>
     </w:p>
     <w:p>
       <w:pPr>
@@ -32709,7 +32876,7 @@
         </w:rPr>
         <w:t xml:space="preserve">Nghe: </w:t>
       </w:r>
-      <w:hyperlink w:history="1" r:id="rIdkhjpso4yr1ns4hzojno_a">
+      <w:hyperlink w:history="1" r:id="rIdar_r5vh14wzvt0xo7lhcf">
         <w:r>
           <w:rPr>
             <w:rStyle w:val="Hyperlink"/>
@@ -32726,7 +32893,7 @@
         </w:rPr>
         <w:t xml:space="preserve">  |  </w:t>
       </w:r>
-      <w:hyperlink w:history="1" r:id="rId9_zlavhkwuhkvn9io8yrl">
+      <w:hyperlink w:history="1" r:id="rIdpunq3_o9iiidit5tmscb3">
         <w:r>
           <w:rPr>
             <w:rStyle w:val="Hyperlink"/>
@@ -32743,7 +32910,7 @@
         </w:rPr>
         <w:t xml:space="preserve">  |  </w:t>
       </w:r>
-      <w:hyperlink w:history="1" r:id="rId0nlufh4wbpjd79bofvr_a">
+      <w:hyperlink w:history="1" r:id="rIdl8h1uuc3jilyzdxofzu1p">
         <w:r>
           <w:rPr>
             <w:rStyle w:val="Hyperlink"/>
@@ -33903,10 +34070,11 @@
       </w:r>
     </w:p>
     <w:sectPr>
-      <w:footerReference w:type="default" r:id="rId7"/>
+      <w:footerReference w:type="default" r:id="rId31"/>
+      <w:type w:val="oddPage"/>
       <w:pgSz w:w="11906" w:h="16838" w:orient="portrait"/>
       <w:pgMar w:top="1134" w:right="1417" w:bottom="1134" w:left="1417" w:header="708" w:footer="708" w:gutter="0"/>
-      <w:pgNumType/>
+      <w:pgNumType w:start="1"/>
       <w:docGrid w:linePitch="360"/>
     </w:sectPr>
   </w:body>
@@ -33968,6 +34136,750 @@
         <w:szCs w:val="16"/>
       </w:rPr>
       <w:t xml:space="preserve">Luyện nghe podcast – BBC 6 Minute English – trang </w:t>
+    </w:r>
+    <w:r>
+      <w:rPr>
+        <w:rFonts w:ascii="Arial" w:cs="Arial" w:eastAsia="Arial" w:hAnsi="Arial"/>
+        <w:color w:val="808080"/>
+        <w:sz w:val="16"/>
+        <w:szCs w:val="16"/>
+      </w:rPr>
+      <w:fldChar w:fldCharType="begin"/>
+      <w:instrText xml:space="preserve">PAGE</w:instrText>
+      <w:fldChar w:fldCharType="separate"/>
+      <w:fldChar w:fldCharType="end"/>
+    </w:r>
+  </w:p>
+</w:ftr>
+</file>
+
+<file path=word/footer10.xml><?xml version="1.0" encoding="utf-8"?>
+<w:ftr xmlns:wpc="http://schemas.microsoft.com/office/word/2010/wordprocessingCanvas" xmlns:mc="http://schemas.openxmlformats.org/markup-compatibility/2006" xmlns:o="urn:schemas-microsoft-com:office:office" xmlns:r="http://schemas.openxmlformats.org/officeDocument/2006/relationships" xmlns:m="http://schemas.openxmlformats.org/officeDocument/2006/math" xmlns:v="urn:schemas-microsoft-com:vml" xmlns:wp14="http://schemas.microsoft.com/office/word/2010/wordprocessingDrawing" xmlns:wp="http://schemas.openxmlformats.org/drawingml/2006/wordprocessingDrawing" xmlns:w10="urn:schemas-microsoft-com:office:word" xmlns:w="http://schemas.openxmlformats.org/wordprocessingml/2006/main" xmlns:w14="http://schemas.microsoft.com/office/word/2010/wordml" xmlns:w15="http://schemas.microsoft.com/office/word/2012/wordml" xmlns:wpg="http://schemas.microsoft.com/office/word/2010/wordprocessingGroup" xmlns:wpi="http://schemas.microsoft.com/office/word/2010/wordprocessingInk" xmlns:wne="http://schemas.microsoft.com/office/word/2006/wordml" xmlns:wps="http://schemas.microsoft.com/office/word/2010/wordprocessingShape">
+  <w:p>
+    <w:pPr>
+      <w:jc w:val="center"/>
+    </w:pPr>
+    <w:r>
+      <w:rPr>
+        <w:rFonts w:ascii="Arial" w:cs="Arial" w:eastAsia="Arial" w:hAnsi="Arial"/>
+        <w:color w:val="808080"/>
+        <w:sz w:val="16"/>
+        <w:szCs w:val="16"/>
+      </w:rPr>
+      <w:t xml:space="preserve">Luyện nghe podcast – BBC 6 Minute English – Bài 9 – trang </w:t>
+    </w:r>
+    <w:r>
+      <w:rPr>
+        <w:rFonts w:ascii="Arial" w:cs="Arial" w:eastAsia="Arial" w:hAnsi="Arial"/>
+        <w:color w:val="808080"/>
+        <w:sz w:val="16"/>
+        <w:szCs w:val="16"/>
+      </w:rPr>
+      <w:fldChar w:fldCharType="begin"/>
+      <w:instrText xml:space="preserve">PAGE</w:instrText>
+      <w:fldChar w:fldCharType="separate"/>
+      <w:fldChar w:fldCharType="end"/>
+    </w:r>
+  </w:p>
+</w:ftr>
+</file>
+
+<file path=word/footer11.xml><?xml version="1.0" encoding="utf-8"?>
+<w:ftr xmlns:wpc="http://schemas.microsoft.com/office/word/2010/wordprocessingCanvas" xmlns:mc="http://schemas.openxmlformats.org/markup-compatibility/2006" xmlns:o="urn:schemas-microsoft-com:office:office" xmlns:r="http://schemas.openxmlformats.org/officeDocument/2006/relationships" xmlns:m="http://schemas.openxmlformats.org/officeDocument/2006/math" xmlns:v="urn:schemas-microsoft-com:vml" xmlns:wp14="http://schemas.microsoft.com/office/word/2010/wordprocessingDrawing" xmlns:wp="http://schemas.openxmlformats.org/drawingml/2006/wordprocessingDrawing" xmlns:w10="urn:schemas-microsoft-com:office:word" xmlns:w="http://schemas.openxmlformats.org/wordprocessingml/2006/main" xmlns:w14="http://schemas.microsoft.com/office/word/2010/wordml" xmlns:w15="http://schemas.microsoft.com/office/word/2012/wordml" xmlns:wpg="http://schemas.microsoft.com/office/word/2010/wordprocessingGroup" xmlns:wpi="http://schemas.microsoft.com/office/word/2010/wordprocessingInk" xmlns:wne="http://schemas.microsoft.com/office/word/2006/wordml" xmlns:wps="http://schemas.microsoft.com/office/word/2010/wordprocessingShape">
+  <w:p>
+    <w:pPr>
+      <w:jc w:val="center"/>
+    </w:pPr>
+    <w:r>
+      <w:rPr>
+        <w:rFonts w:ascii="Arial" w:cs="Arial" w:eastAsia="Arial" w:hAnsi="Arial"/>
+        <w:color w:val="808080"/>
+        <w:sz w:val="16"/>
+        <w:szCs w:val="16"/>
+      </w:rPr>
+      <w:t xml:space="preserve">Luyện nghe podcast – BBC 6 Minute English – Bài 10 – trang </w:t>
+    </w:r>
+    <w:r>
+      <w:rPr>
+        <w:rFonts w:ascii="Arial" w:cs="Arial" w:eastAsia="Arial" w:hAnsi="Arial"/>
+        <w:color w:val="808080"/>
+        <w:sz w:val="16"/>
+        <w:szCs w:val="16"/>
+      </w:rPr>
+      <w:fldChar w:fldCharType="begin"/>
+      <w:instrText xml:space="preserve">PAGE</w:instrText>
+      <w:fldChar w:fldCharType="separate"/>
+      <w:fldChar w:fldCharType="end"/>
+    </w:r>
+  </w:p>
+</w:ftr>
+</file>
+
+<file path=word/footer12.xml><?xml version="1.0" encoding="utf-8"?>
+<w:ftr xmlns:wpc="http://schemas.microsoft.com/office/word/2010/wordprocessingCanvas" xmlns:mc="http://schemas.openxmlformats.org/markup-compatibility/2006" xmlns:o="urn:schemas-microsoft-com:office:office" xmlns:r="http://schemas.openxmlformats.org/officeDocument/2006/relationships" xmlns:m="http://schemas.openxmlformats.org/officeDocument/2006/math" xmlns:v="urn:schemas-microsoft-com:vml" xmlns:wp14="http://schemas.microsoft.com/office/word/2010/wordprocessingDrawing" xmlns:wp="http://schemas.openxmlformats.org/drawingml/2006/wordprocessingDrawing" xmlns:w10="urn:schemas-microsoft-com:office:word" xmlns:w="http://schemas.openxmlformats.org/wordprocessingml/2006/main" xmlns:w14="http://schemas.microsoft.com/office/word/2010/wordml" xmlns:w15="http://schemas.microsoft.com/office/word/2012/wordml" xmlns:wpg="http://schemas.microsoft.com/office/word/2010/wordprocessingGroup" xmlns:wpi="http://schemas.microsoft.com/office/word/2010/wordprocessingInk" xmlns:wne="http://schemas.microsoft.com/office/word/2006/wordml" xmlns:wps="http://schemas.microsoft.com/office/word/2010/wordprocessingShape">
+  <w:p>
+    <w:pPr>
+      <w:jc w:val="center"/>
+    </w:pPr>
+    <w:r>
+      <w:rPr>
+        <w:rFonts w:ascii="Arial" w:cs="Arial" w:eastAsia="Arial" w:hAnsi="Arial"/>
+        <w:color w:val="808080"/>
+        <w:sz w:val="16"/>
+        <w:szCs w:val="16"/>
+      </w:rPr>
+      <w:t xml:space="preserve">Luyện nghe podcast – BBC 6 Minute English – Bài 11 – trang </w:t>
+    </w:r>
+    <w:r>
+      <w:rPr>
+        <w:rFonts w:ascii="Arial" w:cs="Arial" w:eastAsia="Arial" w:hAnsi="Arial"/>
+        <w:color w:val="808080"/>
+        <w:sz w:val="16"/>
+        <w:szCs w:val="16"/>
+      </w:rPr>
+      <w:fldChar w:fldCharType="begin"/>
+      <w:instrText xml:space="preserve">PAGE</w:instrText>
+      <w:fldChar w:fldCharType="separate"/>
+      <w:fldChar w:fldCharType="end"/>
+    </w:r>
+  </w:p>
+</w:ftr>
+</file>
+
+<file path=word/footer13.xml><?xml version="1.0" encoding="utf-8"?>
+<w:ftr xmlns:wpc="http://schemas.microsoft.com/office/word/2010/wordprocessingCanvas" xmlns:mc="http://schemas.openxmlformats.org/markup-compatibility/2006" xmlns:o="urn:schemas-microsoft-com:office:office" xmlns:r="http://schemas.openxmlformats.org/officeDocument/2006/relationships" xmlns:m="http://schemas.openxmlformats.org/officeDocument/2006/math" xmlns:v="urn:schemas-microsoft-com:vml" xmlns:wp14="http://schemas.microsoft.com/office/word/2010/wordprocessingDrawing" xmlns:wp="http://schemas.openxmlformats.org/drawingml/2006/wordprocessingDrawing" xmlns:w10="urn:schemas-microsoft-com:office:word" xmlns:w="http://schemas.openxmlformats.org/wordprocessingml/2006/main" xmlns:w14="http://schemas.microsoft.com/office/word/2010/wordml" xmlns:w15="http://schemas.microsoft.com/office/word/2012/wordml" xmlns:wpg="http://schemas.microsoft.com/office/word/2010/wordprocessingGroup" xmlns:wpi="http://schemas.microsoft.com/office/word/2010/wordprocessingInk" xmlns:wne="http://schemas.microsoft.com/office/word/2006/wordml" xmlns:wps="http://schemas.microsoft.com/office/word/2010/wordprocessingShape">
+  <w:p>
+    <w:pPr>
+      <w:jc w:val="center"/>
+    </w:pPr>
+    <w:r>
+      <w:rPr>
+        <w:rFonts w:ascii="Arial" w:cs="Arial" w:eastAsia="Arial" w:hAnsi="Arial"/>
+        <w:color w:val="808080"/>
+        <w:sz w:val="16"/>
+        <w:szCs w:val="16"/>
+      </w:rPr>
+      <w:t xml:space="preserve">Luyện nghe podcast – BBC 6 Minute English – Bài 12 – trang </w:t>
+    </w:r>
+    <w:r>
+      <w:rPr>
+        <w:rFonts w:ascii="Arial" w:cs="Arial" w:eastAsia="Arial" w:hAnsi="Arial"/>
+        <w:color w:val="808080"/>
+        <w:sz w:val="16"/>
+        <w:szCs w:val="16"/>
+      </w:rPr>
+      <w:fldChar w:fldCharType="begin"/>
+      <w:instrText xml:space="preserve">PAGE</w:instrText>
+      <w:fldChar w:fldCharType="separate"/>
+      <w:fldChar w:fldCharType="end"/>
+    </w:r>
+  </w:p>
+</w:ftr>
+</file>
+
+<file path=word/footer14.xml><?xml version="1.0" encoding="utf-8"?>
+<w:ftr xmlns:wpc="http://schemas.microsoft.com/office/word/2010/wordprocessingCanvas" xmlns:mc="http://schemas.openxmlformats.org/markup-compatibility/2006" xmlns:o="urn:schemas-microsoft-com:office:office" xmlns:r="http://schemas.openxmlformats.org/officeDocument/2006/relationships" xmlns:m="http://schemas.openxmlformats.org/officeDocument/2006/math" xmlns:v="urn:schemas-microsoft-com:vml" xmlns:wp14="http://schemas.microsoft.com/office/word/2010/wordprocessingDrawing" xmlns:wp="http://schemas.openxmlformats.org/drawingml/2006/wordprocessingDrawing" xmlns:w10="urn:schemas-microsoft-com:office:word" xmlns:w="http://schemas.openxmlformats.org/wordprocessingml/2006/main" xmlns:w14="http://schemas.microsoft.com/office/word/2010/wordml" xmlns:w15="http://schemas.microsoft.com/office/word/2012/wordml" xmlns:wpg="http://schemas.microsoft.com/office/word/2010/wordprocessingGroup" xmlns:wpi="http://schemas.microsoft.com/office/word/2010/wordprocessingInk" xmlns:wne="http://schemas.microsoft.com/office/word/2006/wordml" xmlns:wps="http://schemas.microsoft.com/office/word/2010/wordprocessingShape">
+  <w:p>
+    <w:pPr>
+      <w:jc w:val="center"/>
+    </w:pPr>
+    <w:r>
+      <w:rPr>
+        <w:rFonts w:ascii="Arial" w:cs="Arial" w:eastAsia="Arial" w:hAnsi="Arial"/>
+        <w:color w:val="808080"/>
+        <w:sz w:val="16"/>
+        <w:szCs w:val="16"/>
+      </w:rPr>
+      <w:t xml:space="preserve">Luyện nghe podcast – BBC 6 Minute English – Bài 13 – trang </w:t>
+    </w:r>
+    <w:r>
+      <w:rPr>
+        <w:rFonts w:ascii="Arial" w:cs="Arial" w:eastAsia="Arial" w:hAnsi="Arial"/>
+        <w:color w:val="808080"/>
+        <w:sz w:val="16"/>
+        <w:szCs w:val="16"/>
+      </w:rPr>
+      <w:fldChar w:fldCharType="begin"/>
+      <w:instrText xml:space="preserve">PAGE</w:instrText>
+      <w:fldChar w:fldCharType="separate"/>
+      <w:fldChar w:fldCharType="end"/>
+    </w:r>
+  </w:p>
+</w:ftr>
+</file>
+
+<file path=word/footer15.xml><?xml version="1.0" encoding="utf-8"?>
+<w:ftr xmlns:wpc="http://schemas.microsoft.com/office/word/2010/wordprocessingCanvas" xmlns:mc="http://schemas.openxmlformats.org/markup-compatibility/2006" xmlns:o="urn:schemas-microsoft-com:office:office" xmlns:r="http://schemas.openxmlformats.org/officeDocument/2006/relationships" xmlns:m="http://schemas.openxmlformats.org/officeDocument/2006/math" xmlns:v="urn:schemas-microsoft-com:vml" xmlns:wp14="http://schemas.microsoft.com/office/word/2010/wordprocessingDrawing" xmlns:wp="http://schemas.openxmlformats.org/drawingml/2006/wordprocessingDrawing" xmlns:w10="urn:schemas-microsoft-com:office:word" xmlns:w="http://schemas.openxmlformats.org/wordprocessingml/2006/main" xmlns:w14="http://schemas.microsoft.com/office/word/2010/wordml" xmlns:w15="http://schemas.microsoft.com/office/word/2012/wordml" xmlns:wpg="http://schemas.microsoft.com/office/word/2010/wordprocessingGroup" xmlns:wpi="http://schemas.microsoft.com/office/word/2010/wordprocessingInk" xmlns:wne="http://schemas.microsoft.com/office/word/2006/wordml" xmlns:wps="http://schemas.microsoft.com/office/word/2010/wordprocessingShape">
+  <w:p>
+    <w:pPr>
+      <w:jc w:val="center"/>
+    </w:pPr>
+    <w:r>
+      <w:rPr>
+        <w:rFonts w:ascii="Arial" w:cs="Arial" w:eastAsia="Arial" w:hAnsi="Arial"/>
+        <w:color w:val="808080"/>
+        <w:sz w:val="16"/>
+        <w:szCs w:val="16"/>
+      </w:rPr>
+      <w:t xml:space="preserve">Luyện nghe podcast – BBC 6 Minute English – Bài 14 – trang </w:t>
+    </w:r>
+    <w:r>
+      <w:rPr>
+        <w:rFonts w:ascii="Arial" w:cs="Arial" w:eastAsia="Arial" w:hAnsi="Arial"/>
+        <w:color w:val="808080"/>
+        <w:sz w:val="16"/>
+        <w:szCs w:val="16"/>
+      </w:rPr>
+      <w:fldChar w:fldCharType="begin"/>
+      <w:instrText xml:space="preserve">PAGE</w:instrText>
+      <w:fldChar w:fldCharType="separate"/>
+      <w:fldChar w:fldCharType="end"/>
+    </w:r>
+  </w:p>
+</w:ftr>
+</file>
+
+<file path=word/footer16.xml><?xml version="1.0" encoding="utf-8"?>
+<w:ftr xmlns:wpc="http://schemas.microsoft.com/office/word/2010/wordprocessingCanvas" xmlns:mc="http://schemas.openxmlformats.org/markup-compatibility/2006" xmlns:o="urn:schemas-microsoft-com:office:office" xmlns:r="http://schemas.openxmlformats.org/officeDocument/2006/relationships" xmlns:m="http://schemas.openxmlformats.org/officeDocument/2006/math" xmlns:v="urn:schemas-microsoft-com:vml" xmlns:wp14="http://schemas.microsoft.com/office/word/2010/wordprocessingDrawing" xmlns:wp="http://schemas.openxmlformats.org/drawingml/2006/wordprocessingDrawing" xmlns:w10="urn:schemas-microsoft-com:office:word" xmlns:w="http://schemas.openxmlformats.org/wordprocessingml/2006/main" xmlns:w14="http://schemas.microsoft.com/office/word/2010/wordml" xmlns:w15="http://schemas.microsoft.com/office/word/2012/wordml" xmlns:wpg="http://schemas.microsoft.com/office/word/2010/wordprocessingGroup" xmlns:wpi="http://schemas.microsoft.com/office/word/2010/wordprocessingInk" xmlns:wne="http://schemas.microsoft.com/office/word/2006/wordml" xmlns:wps="http://schemas.microsoft.com/office/word/2010/wordprocessingShape">
+  <w:p>
+    <w:pPr>
+      <w:jc w:val="center"/>
+    </w:pPr>
+    <w:r>
+      <w:rPr>
+        <w:rFonts w:ascii="Arial" w:cs="Arial" w:eastAsia="Arial" w:hAnsi="Arial"/>
+        <w:color w:val="808080"/>
+        <w:sz w:val="16"/>
+        <w:szCs w:val="16"/>
+      </w:rPr>
+      <w:t xml:space="preserve">Luyện nghe podcast – BBC 6 Minute English – Bài 15 – trang </w:t>
+    </w:r>
+    <w:r>
+      <w:rPr>
+        <w:rFonts w:ascii="Arial" w:cs="Arial" w:eastAsia="Arial" w:hAnsi="Arial"/>
+        <w:color w:val="808080"/>
+        <w:sz w:val="16"/>
+        <w:szCs w:val="16"/>
+      </w:rPr>
+      <w:fldChar w:fldCharType="begin"/>
+      <w:instrText xml:space="preserve">PAGE</w:instrText>
+      <w:fldChar w:fldCharType="separate"/>
+      <w:fldChar w:fldCharType="end"/>
+    </w:r>
+  </w:p>
+</w:ftr>
+</file>
+
+<file path=word/footer17.xml><?xml version="1.0" encoding="utf-8"?>
+<w:ftr xmlns:wpc="http://schemas.microsoft.com/office/word/2010/wordprocessingCanvas" xmlns:mc="http://schemas.openxmlformats.org/markup-compatibility/2006" xmlns:o="urn:schemas-microsoft-com:office:office" xmlns:r="http://schemas.openxmlformats.org/officeDocument/2006/relationships" xmlns:m="http://schemas.openxmlformats.org/officeDocument/2006/math" xmlns:v="urn:schemas-microsoft-com:vml" xmlns:wp14="http://schemas.microsoft.com/office/word/2010/wordprocessingDrawing" xmlns:wp="http://schemas.openxmlformats.org/drawingml/2006/wordprocessingDrawing" xmlns:w10="urn:schemas-microsoft-com:office:word" xmlns:w="http://schemas.openxmlformats.org/wordprocessingml/2006/main" xmlns:w14="http://schemas.microsoft.com/office/word/2010/wordml" xmlns:w15="http://schemas.microsoft.com/office/word/2012/wordml" xmlns:wpg="http://schemas.microsoft.com/office/word/2010/wordprocessingGroup" xmlns:wpi="http://schemas.microsoft.com/office/word/2010/wordprocessingInk" xmlns:wne="http://schemas.microsoft.com/office/word/2006/wordml" xmlns:wps="http://schemas.microsoft.com/office/word/2010/wordprocessingShape">
+  <w:p>
+    <w:pPr>
+      <w:jc w:val="center"/>
+    </w:pPr>
+    <w:r>
+      <w:rPr>
+        <w:rFonts w:ascii="Arial" w:cs="Arial" w:eastAsia="Arial" w:hAnsi="Arial"/>
+        <w:color w:val="808080"/>
+        <w:sz w:val="16"/>
+        <w:szCs w:val="16"/>
+      </w:rPr>
+      <w:t xml:space="preserve">Luyện nghe podcast – BBC 6 Minute English – Bài 16 – trang </w:t>
+    </w:r>
+    <w:r>
+      <w:rPr>
+        <w:rFonts w:ascii="Arial" w:cs="Arial" w:eastAsia="Arial" w:hAnsi="Arial"/>
+        <w:color w:val="808080"/>
+        <w:sz w:val="16"/>
+        <w:szCs w:val="16"/>
+      </w:rPr>
+      <w:fldChar w:fldCharType="begin"/>
+      <w:instrText xml:space="preserve">PAGE</w:instrText>
+      <w:fldChar w:fldCharType="separate"/>
+      <w:fldChar w:fldCharType="end"/>
+    </w:r>
+  </w:p>
+</w:ftr>
+</file>
+
+<file path=word/footer18.xml><?xml version="1.0" encoding="utf-8"?>
+<w:ftr xmlns:wpc="http://schemas.microsoft.com/office/word/2010/wordprocessingCanvas" xmlns:mc="http://schemas.openxmlformats.org/markup-compatibility/2006" xmlns:o="urn:schemas-microsoft-com:office:office" xmlns:r="http://schemas.openxmlformats.org/officeDocument/2006/relationships" xmlns:m="http://schemas.openxmlformats.org/officeDocument/2006/math" xmlns:v="urn:schemas-microsoft-com:vml" xmlns:wp14="http://schemas.microsoft.com/office/word/2010/wordprocessingDrawing" xmlns:wp="http://schemas.openxmlformats.org/drawingml/2006/wordprocessingDrawing" xmlns:w10="urn:schemas-microsoft-com:office:word" xmlns:w="http://schemas.openxmlformats.org/wordprocessingml/2006/main" xmlns:w14="http://schemas.microsoft.com/office/word/2010/wordml" xmlns:w15="http://schemas.microsoft.com/office/word/2012/wordml" xmlns:wpg="http://schemas.microsoft.com/office/word/2010/wordprocessingGroup" xmlns:wpi="http://schemas.microsoft.com/office/word/2010/wordprocessingInk" xmlns:wne="http://schemas.microsoft.com/office/word/2006/wordml" xmlns:wps="http://schemas.microsoft.com/office/word/2010/wordprocessingShape">
+  <w:p>
+    <w:pPr>
+      <w:jc w:val="center"/>
+    </w:pPr>
+    <w:r>
+      <w:rPr>
+        <w:rFonts w:ascii="Arial" w:cs="Arial" w:eastAsia="Arial" w:hAnsi="Arial"/>
+        <w:color w:val="808080"/>
+        <w:sz w:val="16"/>
+        <w:szCs w:val="16"/>
+      </w:rPr>
+      <w:t xml:space="preserve">Luyện nghe podcast – BBC 6 Minute English – Bài 17 – trang </w:t>
+    </w:r>
+    <w:r>
+      <w:rPr>
+        <w:rFonts w:ascii="Arial" w:cs="Arial" w:eastAsia="Arial" w:hAnsi="Arial"/>
+        <w:color w:val="808080"/>
+        <w:sz w:val="16"/>
+        <w:szCs w:val="16"/>
+      </w:rPr>
+      <w:fldChar w:fldCharType="begin"/>
+      <w:instrText xml:space="preserve">PAGE</w:instrText>
+      <w:fldChar w:fldCharType="separate"/>
+      <w:fldChar w:fldCharType="end"/>
+    </w:r>
+  </w:p>
+</w:ftr>
+</file>
+
+<file path=word/footer19.xml><?xml version="1.0" encoding="utf-8"?>
+<w:ftr xmlns:wpc="http://schemas.microsoft.com/office/word/2010/wordprocessingCanvas" xmlns:mc="http://schemas.openxmlformats.org/markup-compatibility/2006" xmlns:o="urn:schemas-microsoft-com:office:office" xmlns:r="http://schemas.openxmlformats.org/officeDocument/2006/relationships" xmlns:m="http://schemas.openxmlformats.org/officeDocument/2006/math" xmlns:v="urn:schemas-microsoft-com:vml" xmlns:wp14="http://schemas.microsoft.com/office/word/2010/wordprocessingDrawing" xmlns:wp="http://schemas.openxmlformats.org/drawingml/2006/wordprocessingDrawing" xmlns:w10="urn:schemas-microsoft-com:office:word" xmlns:w="http://schemas.openxmlformats.org/wordprocessingml/2006/main" xmlns:w14="http://schemas.microsoft.com/office/word/2010/wordml" xmlns:w15="http://schemas.microsoft.com/office/word/2012/wordml" xmlns:wpg="http://schemas.microsoft.com/office/word/2010/wordprocessingGroup" xmlns:wpi="http://schemas.microsoft.com/office/word/2010/wordprocessingInk" xmlns:wne="http://schemas.microsoft.com/office/word/2006/wordml" xmlns:wps="http://schemas.microsoft.com/office/word/2010/wordprocessingShape">
+  <w:p>
+    <w:pPr>
+      <w:jc w:val="center"/>
+    </w:pPr>
+    <w:r>
+      <w:rPr>
+        <w:rFonts w:ascii="Arial" w:cs="Arial" w:eastAsia="Arial" w:hAnsi="Arial"/>
+        <w:color w:val="808080"/>
+        <w:sz w:val="16"/>
+        <w:szCs w:val="16"/>
+      </w:rPr>
+      <w:t xml:space="preserve">Luyện nghe podcast – BBC 6 Minute English – Bài 18 – trang </w:t>
+    </w:r>
+    <w:r>
+      <w:rPr>
+        <w:rFonts w:ascii="Arial" w:cs="Arial" w:eastAsia="Arial" w:hAnsi="Arial"/>
+        <w:color w:val="808080"/>
+        <w:sz w:val="16"/>
+        <w:szCs w:val="16"/>
+      </w:rPr>
+      <w:fldChar w:fldCharType="begin"/>
+      <w:instrText xml:space="preserve">PAGE</w:instrText>
+      <w:fldChar w:fldCharType="separate"/>
+      <w:fldChar w:fldCharType="end"/>
+    </w:r>
+  </w:p>
+</w:ftr>
+</file>
+
+<file path=word/footer2.xml><?xml version="1.0" encoding="utf-8"?>
+<w:ftr xmlns:wpc="http://schemas.microsoft.com/office/word/2010/wordprocessingCanvas" xmlns:mc="http://schemas.openxmlformats.org/markup-compatibility/2006" xmlns:o="urn:schemas-microsoft-com:office:office" xmlns:r="http://schemas.openxmlformats.org/officeDocument/2006/relationships" xmlns:m="http://schemas.openxmlformats.org/officeDocument/2006/math" xmlns:v="urn:schemas-microsoft-com:vml" xmlns:wp14="http://schemas.microsoft.com/office/word/2010/wordprocessingDrawing" xmlns:wp="http://schemas.openxmlformats.org/drawingml/2006/wordprocessingDrawing" xmlns:w10="urn:schemas-microsoft-com:office:word" xmlns:w="http://schemas.openxmlformats.org/wordprocessingml/2006/main" xmlns:w14="http://schemas.microsoft.com/office/word/2010/wordml" xmlns:w15="http://schemas.microsoft.com/office/word/2012/wordml" xmlns:wpg="http://schemas.microsoft.com/office/word/2010/wordprocessingGroup" xmlns:wpi="http://schemas.microsoft.com/office/word/2010/wordprocessingInk" xmlns:wne="http://schemas.microsoft.com/office/word/2006/wordml" xmlns:wps="http://schemas.microsoft.com/office/word/2010/wordprocessingShape">
+  <w:p>
+    <w:pPr>
+      <w:jc w:val="center"/>
+    </w:pPr>
+    <w:r>
+      <w:rPr>
+        <w:rFonts w:ascii="Arial" w:cs="Arial" w:eastAsia="Arial" w:hAnsi="Arial"/>
+        <w:color w:val="808080"/>
+        <w:sz w:val="16"/>
+        <w:szCs w:val="16"/>
+      </w:rPr>
+      <w:t xml:space="preserve">Luyện nghe podcast – BBC 6 Minute English – Bài 1 – trang </w:t>
+    </w:r>
+    <w:r>
+      <w:rPr>
+        <w:rFonts w:ascii="Arial" w:cs="Arial" w:eastAsia="Arial" w:hAnsi="Arial"/>
+        <w:color w:val="808080"/>
+        <w:sz w:val="16"/>
+        <w:szCs w:val="16"/>
+      </w:rPr>
+      <w:fldChar w:fldCharType="begin"/>
+      <w:instrText xml:space="preserve">PAGE</w:instrText>
+      <w:fldChar w:fldCharType="separate"/>
+      <w:fldChar w:fldCharType="end"/>
+    </w:r>
+  </w:p>
+</w:ftr>
+</file>
+
+<file path=word/footer20.xml><?xml version="1.0" encoding="utf-8"?>
+<w:ftr xmlns:wpc="http://schemas.microsoft.com/office/word/2010/wordprocessingCanvas" xmlns:mc="http://schemas.openxmlformats.org/markup-compatibility/2006" xmlns:o="urn:schemas-microsoft-com:office:office" xmlns:r="http://schemas.openxmlformats.org/officeDocument/2006/relationships" xmlns:m="http://schemas.openxmlformats.org/officeDocument/2006/math" xmlns:v="urn:schemas-microsoft-com:vml" xmlns:wp14="http://schemas.microsoft.com/office/word/2010/wordprocessingDrawing" xmlns:wp="http://schemas.openxmlformats.org/drawingml/2006/wordprocessingDrawing" xmlns:w10="urn:schemas-microsoft-com:office:word" xmlns:w="http://schemas.openxmlformats.org/wordprocessingml/2006/main" xmlns:w14="http://schemas.microsoft.com/office/word/2010/wordml" xmlns:w15="http://schemas.microsoft.com/office/word/2012/wordml" xmlns:wpg="http://schemas.microsoft.com/office/word/2010/wordprocessingGroup" xmlns:wpi="http://schemas.microsoft.com/office/word/2010/wordprocessingInk" xmlns:wne="http://schemas.microsoft.com/office/word/2006/wordml" xmlns:wps="http://schemas.microsoft.com/office/word/2010/wordprocessingShape">
+  <w:p>
+    <w:pPr>
+      <w:jc w:val="center"/>
+    </w:pPr>
+    <w:r>
+      <w:rPr>
+        <w:rFonts w:ascii="Arial" w:cs="Arial" w:eastAsia="Arial" w:hAnsi="Arial"/>
+        <w:color w:val="808080"/>
+        <w:sz w:val="16"/>
+        <w:szCs w:val="16"/>
+      </w:rPr>
+      <w:t xml:space="preserve">Luyện nghe podcast – BBC 6 Minute English – Bài 19 – trang </w:t>
+    </w:r>
+    <w:r>
+      <w:rPr>
+        <w:rFonts w:ascii="Arial" w:cs="Arial" w:eastAsia="Arial" w:hAnsi="Arial"/>
+        <w:color w:val="808080"/>
+        <w:sz w:val="16"/>
+        <w:szCs w:val="16"/>
+      </w:rPr>
+      <w:fldChar w:fldCharType="begin"/>
+      <w:instrText xml:space="preserve">PAGE</w:instrText>
+      <w:fldChar w:fldCharType="separate"/>
+      <w:fldChar w:fldCharType="end"/>
+    </w:r>
+  </w:p>
+</w:ftr>
+</file>
+
+<file path=word/footer21.xml><?xml version="1.0" encoding="utf-8"?>
+<w:ftr xmlns:wpc="http://schemas.microsoft.com/office/word/2010/wordprocessingCanvas" xmlns:mc="http://schemas.openxmlformats.org/markup-compatibility/2006" xmlns:o="urn:schemas-microsoft-com:office:office" xmlns:r="http://schemas.openxmlformats.org/officeDocument/2006/relationships" xmlns:m="http://schemas.openxmlformats.org/officeDocument/2006/math" xmlns:v="urn:schemas-microsoft-com:vml" xmlns:wp14="http://schemas.microsoft.com/office/word/2010/wordprocessingDrawing" xmlns:wp="http://schemas.openxmlformats.org/drawingml/2006/wordprocessingDrawing" xmlns:w10="urn:schemas-microsoft-com:office:word" xmlns:w="http://schemas.openxmlformats.org/wordprocessingml/2006/main" xmlns:w14="http://schemas.microsoft.com/office/word/2010/wordml" xmlns:w15="http://schemas.microsoft.com/office/word/2012/wordml" xmlns:wpg="http://schemas.microsoft.com/office/word/2010/wordprocessingGroup" xmlns:wpi="http://schemas.microsoft.com/office/word/2010/wordprocessingInk" xmlns:wne="http://schemas.microsoft.com/office/word/2006/wordml" xmlns:wps="http://schemas.microsoft.com/office/word/2010/wordprocessingShape">
+  <w:p>
+    <w:pPr>
+      <w:jc w:val="center"/>
+    </w:pPr>
+    <w:r>
+      <w:rPr>
+        <w:rFonts w:ascii="Arial" w:cs="Arial" w:eastAsia="Arial" w:hAnsi="Arial"/>
+        <w:color w:val="808080"/>
+        <w:sz w:val="16"/>
+        <w:szCs w:val="16"/>
+      </w:rPr>
+      <w:t xml:space="preserve">Luyện nghe podcast – BBC 6 Minute English – Bài 20 – trang </w:t>
+    </w:r>
+    <w:r>
+      <w:rPr>
+        <w:rFonts w:ascii="Arial" w:cs="Arial" w:eastAsia="Arial" w:hAnsi="Arial"/>
+        <w:color w:val="808080"/>
+        <w:sz w:val="16"/>
+        <w:szCs w:val="16"/>
+      </w:rPr>
+      <w:fldChar w:fldCharType="begin"/>
+      <w:instrText xml:space="preserve">PAGE</w:instrText>
+      <w:fldChar w:fldCharType="separate"/>
+      <w:fldChar w:fldCharType="end"/>
+    </w:r>
+  </w:p>
+</w:ftr>
+</file>
+
+<file path=word/footer22.xml><?xml version="1.0" encoding="utf-8"?>
+<w:ftr xmlns:wpc="http://schemas.microsoft.com/office/word/2010/wordprocessingCanvas" xmlns:mc="http://schemas.openxmlformats.org/markup-compatibility/2006" xmlns:o="urn:schemas-microsoft-com:office:office" xmlns:r="http://schemas.openxmlformats.org/officeDocument/2006/relationships" xmlns:m="http://schemas.openxmlformats.org/officeDocument/2006/math" xmlns:v="urn:schemas-microsoft-com:vml" xmlns:wp14="http://schemas.microsoft.com/office/word/2010/wordprocessingDrawing" xmlns:wp="http://schemas.openxmlformats.org/drawingml/2006/wordprocessingDrawing" xmlns:w10="urn:schemas-microsoft-com:office:word" xmlns:w="http://schemas.openxmlformats.org/wordprocessingml/2006/main" xmlns:w14="http://schemas.microsoft.com/office/word/2010/wordml" xmlns:w15="http://schemas.microsoft.com/office/word/2012/wordml" xmlns:wpg="http://schemas.microsoft.com/office/word/2010/wordprocessingGroup" xmlns:wpi="http://schemas.microsoft.com/office/word/2010/wordprocessingInk" xmlns:wne="http://schemas.microsoft.com/office/word/2006/wordml" xmlns:wps="http://schemas.microsoft.com/office/word/2010/wordprocessingShape">
+  <w:p>
+    <w:pPr>
+      <w:jc w:val="center"/>
+    </w:pPr>
+    <w:r>
+      <w:rPr>
+        <w:rFonts w:ascii="Arial" w:cs="Arial" w:eastAsia="Arial" w:hAnsi="Arial"/>
+        <w:color w:val="808080"/>
+        <w:sz w:val="16"/>
+        <w:szCs w:val="16"/>
+      </w:rPr>
+      <w:t xml:space="preserve">Luyện nghe podcast – BBC 6 Minute English – Bài 21 – trang </w:t>
+    </w:r>
+    <w:r>
+      <w:rPr>
+        <w:rFonts w:ascii="Arial" w:cs="Arial" w:eastAsia="Arial" w:hAnsi="Arial"/>
+        <w:color w:val="808080"/>
+        <w:sz w:val="16"/>
+        <w:szCs w:val="16"/>
+      </w:rPr>
+      <w:fldChar w:fldCharType="begin"/>
+      <w:instrText xml:space="preserve">PAGE</w:instrText>
+      <w:fldChar w:fldCharType="separate"/>
+      <w:fldChar w:fldCharType="end"/>
+    </w:r>
+  </w:p>
+</w:ftr>
+</file>
+
+<file path=word/footer23.xml><?xml version="1.0" encoding="utf-8"?>
+<w:ftr xmlns:wpc="http://schemas.microsoft.com/office/word/2010/wordprocessingCanvas" xmlns:mc="http://schemas.openxmlformats.org/markup-compatibility/2006" xmlns:o="urn:schemas-microsoft-com:office:office" xmlns:r="http://schemas.openxmlformats.org/officeDocument/2006/relationships" xmlns:m="http://schemas.openxmlformats.org/officeDocument/2006/math" xmlns:v="urn:schemas-microsoft-com:vml" xmlns:wp14="http://schemas.microsoft.com/office/word/2010/wordprocessingDrawing" xmlns:wp="http://schemas.openxmlformats.org/drawingml/2006/wordprocessingDrawing" xmlns:w10="urn:schemas-microsoft-com:office:word" xmlns:w="http://schemas.openxmlformats.org/wordprocessingml/2006/main" xmlns:w14="http://schemas.microsoft.com/office/word/2010/wordml" xmlns:w15="http://schemas.microsoft.com/office/word/2012/wordml" xmlns:wpg="http://schemas.microsoft.com/office/word/2010/wordprocessingGroup" xmlns:wpi="http://schemas.microsoft.com/office/word/2010/wordprocessingInk" xmlns:wne="http://schemas.microsoft.com/office/word/2006/wordml" xmlns:wps="http://schemas.microsoft.com/office/word/2010/wordprocessingShape">
+  <w:p>
+    <w:pPr>
+      <w:jc w:val="center"/>
+    </w:pPr>
+    <w:r>
+      <w:rPr>
+        <w:rFonts w:ascii="Arial" w:cs="Arial" w:eastAsia="Arial" w:hAnsi="Arial"/>
+        <w:color w:val="808080"/>
+        <w:sz w:val="16"/>
+        <w:szCs w:val="16"/>
+      </w:rPr>
+      <w:t xml:space="preserve">Luyện nghe podcast – BBC 6 Minute English – Bài 22 – trang </w:t>
+    </w:r>
+    <w:r>
+      <w:rPr>
+        <w:rFonts w:ascii="Arial" w:cs="Arial" w:eastAsia="Arial" w:hAnsi="Arial"/>
+        <w:color w:val="808080"/>
+        <w:sz w:val="16"/>
+        <w:szCs w:val="16"/>
+      </w:rPr>
+      <w:fldChar w:fldCharType="begin"/>
+      <w:instrText xml:space="preserve">PAGE</w:instrText>
+      <w:fldChar w:fldCharType="separate"/>
+      <w:fldChar w:fldCharType="end"/>
+    </w:r>
+  </w:p>
+</w:ftr>
+</file>
+
+<file path=word/footer24.xml><?xml version="1.0" encoding="utf-8"?>
+<w:ftr xmlns:wpc="http://schemas.microsoft.com/office/word/2010/wordprocessingCanvas" xmlns:mc="http://schemas.openxmlformats.org/markup-compatibility/2006" xmlns:o="urn:schemas-microsoft-com:office:office" xmlns:r="http://schemas.openxmlformats.org/officeDocument/2006/relationships" xmlns:m="http://schemas.openxmlformats.org/officeDocument/2006/math" xmlns:v="urn:schemas-microsoft-com:vml" xmlns:wp14="http://schemas.microsoft.com/office/word/2010/wordprocessingDrawing" xmlns:wp="http://schemas.openxmlformats.org/drawingml/2006/wordprocessingDrawing" xmlns:w10="urn:schemas-microsoft-com:office:word" xmlns:w="http://schemas.openxmlformats.org/wordprocessingml/2006/main" xmlns:w14="http://schemas.microsoft.com/office/word/2010/wordml" xmlns:w15="http://schemas.microsoft.com/office/word/2012/wordml" xmlns:wpg="http://schemas.microsoft.com/office/word/2010/wordprocessingGroup" xmlns:wpi="http://schemas.microsoft.com/office/word/2010/wordprocessingInk" xmlns:wne="http://schemas.microsoft.com/office/word/2006/wordml" xmlns:wps="http://schemas.microsoft.com/office/word/2010/wordprocessingShape">
+  <w:p>
+    <w:pPr>
+      <w:jc w:val="center"/>
+    </w:pPr>
+    <w:r>
+      <w:rPr>
+        <w:rFonts w:ascii="Arial" w:cs="Arial" w:eastAsia="Arial" w:hAnsi="Arial"/>
+        <w:color w:val="808080"/>
+        <w:sz w:val="16"/>
+        <w:szCs w:val="16"/>
+      </w:rPr>
+      <w:t xml:space="preserve">Luyện nghe podcast – BBC 6 Minute English – Bài 23 – trang </w:t>
+    </w:r>
+    <w:r>
+      <w:rPr>
+        <w:rFonts w:ascii="Arial" w:cs="Arial" w:eastAsia="Arial" w:hAnsi="Arial"/>
+        <w:color w:val="808080"/>
+        <w:sz w:val="16"/>
+        <w:szCs w:val="16"/>
+      </w:rPr>
+      <w:fldChar w:fldCharType="begin"/>
+      <w:instrText xml:space="preserve">PAGE</w:instrText>
+      <w:fldChar w:fldCharType="separate"/>
+      <w:fldChar w:fldCharType="end"/>
+    </w:r>
+  </w:p>
+</w:ftr>
+</file>
+
+<file path=word/footer25.xml><?xml version="1.0" encoding="utf-8"?>
+<w:ftr xmlns:wpc="http://schemas.microsoft.com/office/word/2010/wordprocessingCanvas" xmlns:mc="http://schemas.openxmlformats.org/markup-compatibility/2006" xmlns:o="urn:schemas-microsoft-com:office:office" xmlns:r="http://schemas.openxmlformats.org/officeDocument/2006/relationships" xmlns:m="http://schemas.openxmlformats.org/officeDocument/2006/math" xmlns:v="urn:schemas-microsoft-com:vml" xmlns:wp14="http://schemas.microsoft.com/office/word/2010/wordprocessingDrawing" xmlns:wp="http://schemas.openxmlformats.org/drawingml/2006/wordprocessingDrawing" xmlns:w10="urn:schemas-microsoft-com:office:word" xmlns:w="http://schemas.openxmlformats.org/wordprocessingml/2006/main" xmlns:w14="http://schemas.microsoft.com/office/word/2010/wordml" xmlns:w15="http://schemas.microsoft.com/office/word/2012/wordml" xmlns:wpg="http://schemas.microsoft.com/office/word/2010/wordprocessingGroup" xmlns:wpi="http://schemas.microsoft.com/office/word/2010/wordprocessingInk" xmlns:wne="http://schemas.microsoft.com/office/word/2006/wordml" xmlns:wps="http://schemas.microsoft.com/office/word/2010/wordprocessingShape">
+  <w:p>
+    <w:pPr>
+      <w:jc w:val="center"/>
+    </w:pPr>
+    <w:r>
+      <w:rPr>
+        <w:rFonts w:ascii="Arial" w:cs="Arial" w:eastAsia="Arial" w:hAnsi="Arial"/>
+        <w:color w:val="808080"/>
+        <w:sz w:val="16"/>
+        <w:szCs w:val="16"/>
+      </w:rPr>
+      <w:t xml:space="preserve">Luyện nghe podcast – BBC 6 Minute English – Bài 24 – trang </w:t>
+    </w:r>
+    <w:r>
+      <w:rPr>
+        <w:rFonts w:ascii="Arial" w:cs="Arial" w:eastAsia="Arial" w:hAnsi="Arial"/>
+        <w:color w:val="808080"/>
+        <w:sz w:val="16"/>
+        <w:szCs w:val="16"/>
+      </w:rPr>
+      <w:fldChar w:fldCharType="begin"/>
+      <w:instrText xml:space="preserve">PAGE</w:instrText>
+      <w:fldChar w:fldCharType="separate"/>
+      <w:fldChar w:fldCharType="end"/>
+    </w:r>
+  </w:p>
+</w:ftr>
+</file>
+
+<file path=word/footer3.xml><?xml version="1.0" encoding="utf-8"?>
+<w:ftr xmlns:wpc="http://schemas.microsoft.com/office/word/2010/wordprocessingCanvas" xmlns:mc="http://schemas.openxmlformats.org/markup-compatibility/2006" xmlns:o="urn:schemas-microsoft-com:office:office" xmlns:r="http://schemas.openxmlformats.org/officeDocument/2006/relationships" xmlns:m="http://schemas.openxmlformats.org/officeDocument/2006/math" xmlns:v="urn:schemas-microsoft-com:vml" xmlns:wp14="http://schemas.microsoft.com/office/word/2010/wordprocessingDrawing" xmlns:wp="http://schemas.openxmlformats.org/drawingml/2006/wordprocessingDrawing" xmlns:w10="urn:schemas-microsoft-com:office:word" xmlns:w="http://schemas.openxmlformats.org/wordprocessingml/2006/main" xmlns:w14="http://schemas.microsoft.com/office/word/2010/wordml" xmlns:w15="http://schemas.microsoft.com/office/word/2012/wordml" xmlns:wpg="http://schemas.microsoft.com/office/word/2010/wordprocessingGroup" xmlns:wpi="http://schemas.microsoft.com/office/word/2010/wordprocessingInk" xmlns:wne="http://schemas.microsoft.com/office/word/2006/wordml" xmlns:wps="http://schemas.microsoft.com/office/word/2010/wordprocessingShape">
+  <w:p>
+    <w:pPr>
+      <w:jc w:val="center"/>
+    </w:pPr>
+    <w:r>
+      <w:rPr>
+        <w:rFonts w:ascii="Arial" w:cs="Arial" w:eastAsia="Arial" w:hAnsi="Arial"/>
+        <w:color w:val="808080"/>
+        <w:sz w:val="16"/>
+        <w:szCs w:val="16"/>
+      </w:rPr>
+      <w:t xml:space="preserve">Luyện nghe podcast – BBC 6 Minute English – Bài 2 – trang </w:t>
+    </w:r>
+    <w:r>
+      <w:rPr>
+        <w:rFonts w:ascii="Arial" w:cs="Arial" w:eastAsia="Arial" w:hAnsi="Arial"/>
+        <w:color w:val="808080"/>
+        <w:sz w:val="16"/>
+        <w:szCs w:val="16"/>
+      </w:rPr>
+      <w:fldChar w:fldCharType="begin"/>
+      <w:instrText xml:space="preserve">PAGE</w:instrText>
+      <w:fldChar w:fldCharType="separate"/>
+      <w:fldChar w:fldCharType="end"/>
+    </w:r>
+  </w:p>
+</w:ftr>
+</file>
+
+<file path=word/footer4.xml><?xml version="1.0" encoding="utf-8"?>
+<w:ftr xmlns:wpc="http://schemas.microsoft.com/office/word/2010/wordprocessingCanvas" xmlns:mc="http://schemas.openxmlformats.org/markup-compatibility/2006" xmlns:o="urn:schemas-microsoft-com:office:office" xmlns:r="http://schemas.openxmlformats.org/officeDocument/2006/relationships" xmlns:m="http://schemas.openxmlformats.org/officeDocument/2006/math" xmlns:v="urn:schemas-microsoft-com:vml" xmlns:wp14="http://schemas.microsoft.com/office/word/2010/wordprocessingDrawing" xmlns:wp="http://schemas.openxmlformats.org/drawingml/2006/wordprocessingDrawing" xmlns:w10="urn:schemas-microsoft-com:office:word" xmlns:w="http://schemas.openxmlformats.org/wordprocessingml/2006/main" xmlns:w14="http://schemas.microsoft.com/office/word/2010/wordml" xmlns:w15="http://schemas.microsoft.com/office/word/2012/wordml" xmlns:wpg="http://schemas.microsoft.com/office/word/2010/wordprocessingGroup" xmlns:wpi="http://schemas.microsoft.com/office/word/2010/wordprocessingInk" xmlns:wne="http://schemas.microsoft.com/office/word/2006/wordml" xmlns:wps="http://schemas.microsoft.com/office/word/2010/wordprocessingShape">
+  <w:p>
+    <w:pPr>
+      <w:jc w:val="center"/>
+    </w:pPr>
+    <w:r>
+      <w:rPr>
+        <w:rFonts w:ascii="Arial" w:cs="Arial" w:eastAsia="Arial" w:hAnsi="Arial"/>
+        <w:color w:val="808080"/>
+        <w:sz w:val="16"/>
+        <w:szCs w:val="16"/>
+      </w:rPr>
+      <w:t xml:space="preserve">Luyện nghe podcast – BBC 6 Minute English – Bài 3 – trang </w:t>
+    </w:r>
+    <w:r>
+      <w:rPr>
+        <w:rFonts w:ascii="Arial" w:cs="Arial" w:eastAsia="Arial" w:hAnsi="Arial"/>
+        <w:color w:val="808080"/>
+        <w:sz w:val="16"/>
+        <w:szCs w:val="16"/>
+      </w:rPr>
+      <w:fldChar w:fldCharType="begin"/>
+      <w:instrText xml:space="preserve">PAGE</w:instrText>
+      <w:fldChar w:fldCharType="separate"/>
+      <w:fldChar w:fldCharType="end"/>
+    </w:r>
+  </w:p>
+</w:ftr>
+</file>
+
+<file path=word/footer5.xml><?xml version="1.0" encoding="utf-8"?>
+<w:ftr xmlns:wpc="http://schemas.microsoft.com/office/word/2010/wordprocessingCanvas" xmlns:mc="http://schemas.openxmlformats.org/markup-compatibility/2006" xmlns:o="urn:schemas-microsoft-com:office:office" xmlns:r="http://schemas.openxmlformats.org/officeDocument/2006/relationships" xmlns:m="http://schemas.openxmlformats.org/officeDocument/2006/math" xmlns:v="urn:schemas-microsoft-com:vml" xmlns:wp14="http://schemas.microsoft.com/office/word/2010/wordprocessingDrawing" xmlns:wp="http://schemas.openxmlformats.org/drawingml/2006/wordprocessingDrawing" xmlns:w10="urn:schemas-microsoft-com:office:word" xmlns:w="http://schemas.openxmlformats.org/wordprocessingml/2006/main" xmlns:w14="http://schemas.microsoft.com/office/word/2010/wordml" xmlns:w15="http://schemas.microsoft.com/office/word/2012/wordml" xmlns:wpg="http://schemas.microsoft.com/office/word/2010/wordprocessingGroup" xmlns:wpi="http://schemas.microsoft.com/office/word/2010/wordprocessingInk" xmlns:wne="http://schemas.microsoft.com/office/word/2006/wordml" xmlns:wps="http://schemas.microsoft.com/office/word/2010/wordprocessingShape">
+  <w:p>
+    <w:pPr>
+      <w:jc w:val="center"/>
+    </w:pPr>
+    <w:r>
+      <w:rPr>
+        <w:rFonts w:ascii="Arial" w:cs="Arial" w:eastAsia="Arial" w:hAnsi="Arial"/>
+        <w:color w:val="808080"/>
+        <w:sz w:val="16"/>
+        <w:szCs w:val="16"/>
+      </w:rPr>
+      <w:t xml:space="preserve">Luyện nghe podcast – BBC 6 Minute English – Bài 4 – trang </w:t>
+    </w:r>
+    <w:r>
+      <w:rPr>
+        <w:rFonts w:ascii="Arial" w:cs="Arial" w:eastAsia="Arial" w:hAnsi="Arial"/>
+        <w:color w:val="808080"/>
+        <w:sz w:val="16"/>
+        <w:szCs w:val="16"/>
+      </w:rPr>
+      <w:fldChar w:fldCharType="begin"/>
+      <w:instrText xml:space="preserve">PAGE</w:instrText>
+      <w:fldChar w:fldCharType="separate"/>
+      <w:fldChar w:fldCharType="end"/>
+    </w:r>
+  </w:p>
+</w:ftr>
+</file>
+
+<file path=word/footer6.xml><?xml version="1.0" encoding="utf-8"?>
+<w:ftr xmlns:wpc="http://schemas.microsoft.com/office/word/2010/wordprocessingCanvas" xmlns:mc="http://schemas.openxmlformats.org/markup-compatibility/2006" xmlns:o="urn:schemas-microsoft-com:office:office" xmlns:r="http://schemas.openxmlformats.org/officeDocument/2006/relationships" xmlns:m="http://schemas.openxmlformats.org/officeDocument/2006/math" xmlns:v="urn:schemas-microsoft-com:vml" xmlns:wp14="http://schemas.microsoft.com/office/word/2010/wordprocessingDrawing" xmlns:wp="http://schemas.openxmlformats.org/drawingml/2006/wordprocessingDrawing" xmlns:w10="urn:schemas-microsoft-com:office:word" xmlns:w="http://schemas.openxmlformats.org/wordprocessingml/2006/main" xmlns:w14="http://schemas.microsoft.com/office/word/2010/wordml" xmlns:w15="http://schemas.microsoft.com/office/word/2012/wordml" xmlns:wpg="http://schemas.microsoft.com/office/word/2010/wordprocessingGroup" xmlns:wpi="http://schemas.microsoft.com/office/word/2010/wordprocessingInk" xmlns:wne="http://schemas.microsoft.com/office/word/2006/wordml" xmlns:wps="http://schemas.microsoft.com/office/word/2010/wordprocessingShape">
+  <w:p>
+    <w:pPr>
+      <w:jc w:val="center"/>
+    </w:pPr>
+    <w:r>
+      <w:rPr>
+        <w:rFonts w:ascii="Arial" w:cs="Arial" w:eastAsia="Arial" w:hAnsi="Arial"/>
+        <w:color w:val="808080"/>
+        <w:sz w:val="16"/>
+        <w:szCs w:val="16"/>
+      </w:rPr>
+      <w:t xml:space="preserve">Luyện nghe podcast – BBC 6 Minute English – Bài 5 – trang </w:t>
+    </w:r>
+    <w:r>
+      <w:rPr>
+        <w:rFonts w:ascii="Arial" w:cs="Arial" w:eastAsia="Arial" w:hAnsi="Arial"/>
+        <w:color w:val="808080"/>
+        <w:sz w:val="16"/>
+        <w:szCs w:val="16"/>
+      </w:rPr>
+      <w:fldChar w:fldCharType="begin"/>
+      <w:instrText xml:space="preserve">PAGE</w:instrText>
+      <w:fldChar w:fldCharType="separate"/>
+      <w:fldChar w:fldCharType="end"/>
+    </w:r>
+  </w:p>
+</w:ftr>
+</file>
+
+<file path=word/footer7.xml><?xml version="1.0" encoding="utf-8"?>
+<w:ftr xmlns:wpc="http://schemas.microsoft.com/office/word/2010/wordprocessingCanvas" xmlns:mc="http://schemas.openxmlformats.org/markup-compatibility/2006" xmlns:o="urn:schemas-microsoft-com:office:office" xmlns:r="http://schemas.openxmlformats.org/officeDocument/2006/relationships" xmlns:m="http://schemas.openxmlformats.org/officeDocument/2006/math" xmlns:v="urn:schemas-microsoft-com:vml" xmlns:wp14="http://schemas.microsoft.com/office/word/2010/wordprocessingDrawing" xmlns:wp="http://schemas.openxmlformats.org/drawingml/2006/wordprocessingDrawing" xmlns:w10="urn:schemas-microsoft-com:office:word" xmlns:w="http://schemas.openxmlformats.org/wordprocessingml/2006/main" xmlns:w14="http://schemas.microsoft.com/office/word/2010/wordml" xmlns:w15="http://schemas.microsoft.com/office/word/2012/wordml" xmlns:wpg="http://schemas.microsoft.com/office/word/2010/wordprocessingGroup" xmlns:wpi="http://schemas.microsoft.com/office/word/2010/wordprocessingInk" xmlns:wne="http://schemas.microsoft.com/office/word/2006/wordml" xmlns:wps="http://schemas.microsoft.com/office/word/2010/wordprocessingShape">
+  <w:p>
+    <w:pPr>
+      <w:jc w:val="center"/>
+    </w:pPr>
+    <w:r>
+      <w:rPr>
+        <w:rFonts w:ascii="Arial" w:cs="Arial" w:eastAsia="Arial" w:hAnsi="Arial"/>
+        <w:color w:val="808080"/>
+        <w:sz w:val="16"/>
+        <w:szCs w:val="16"/>
+      </w:rPr>
+      <w:t xml:space="preserve">Luyện nghe podcast – BBC 6 Minute English – Bài 6 – trang </w:t>
+    </w:r>
+    <w:r>
+      <w:rPr>
+        <w:rFonts w:ascii="Arial" w:cs="Arial" w:eastAsia="Arial" w:hAnsi="Arial"/>
+        <w:color w:val="808080"/>
+        <w:sz w:val="16"/>
+        <w:szCs w:val="16"/>
+      </w:rPr>
+      <w:fldChar w:fldCharType="begin"/>
+      <w:instrText xml:space="preserve">PAGE</w:instrText>
+      <w:fldChar w:fldCharType="separate"/>
+      <w:fldChar w:fldCharType="end"/>
+    </w:r>
+  </w:p>
+</w:ftr>
+</file>
+
+<file path=word/footer8.xml><?xml version="1.0" encoding="utf-8"?>
+<w:ftr xmlns:wpc="http://schemas.microsoft.com/office/word/2010/wordprocessingCanvas" xmlns:mc="http://schemas.openxmlformats.org/markup-compatibility/2006" xmlns:o="urn:schemas-microsoft-com:office:office" xmlns:r="http://schemas.openxmlformats.org/officeDocument/2006/relationships" xmlns:m="http://schemas.openxmlformats.org/officeDocument/2006/math" xmlns:v="urn:schemas-microsoft-com:vml" xmlns:wp14="http://schemas.microsoft.com/office/word/2010/wordprocessingDrawing" xmlns:wp="http://schemas.openxmlformats.org/drawingml/2006/wordprocessingDrawing" xmlns:w10="urn:schemas-microsoft-com:office:word" xmlns:w="http://schemas.openxmlformats.org/wordprocessingml/2006/main" xmlns:w14="http://schemas.microsoft.com/office/word/2010/wordml" xmlns:w15="http://schemas.microsoft.com/office/word/2012/wordml" xmlns:wpg="http://schemas.microsoft.com/office/word/2010/wordprocessingGroup" xmlns:wpi="http://schemas.microsoft.com/office/word/2010/wordprocessingInk" xmlns:wne="http://schemas.microsoft.com/office/word/2006/wordml" xmlns:wps="http://schemas.microsoft.com/office/word/2010/wordprocessingShape">
+  <w:p>
+    <w:pPr>
+      <w:jc w:val="center"/>
+    </w:pPr>
+    <w:r>
+      <w:rPr>
+        <w:rFonts w:ascii="Arial" w:cs="Arial" w:eastAsia="Arial" w:hAnsi="Arial"/>
+        <w:color w:val="808080"/>
+        <w:sz w:val="16"/>
+        <w:szCs w:val="16"/>
+      </w:rPr>
+      <w:t xml:space="preserve">Luyện nghe podcast – BBC 6 Minute English – Bài 7 – trang </w:t>
+    </w:r>
+    <w:r>
+      <w:rPr>
+        <w:rFonts w:ascii="Arial" w:cs="Arial" w:eastAsia="Arial" w:hAnsi="Arial"/>
+        <w:color w:val="808080"/>
+        <w:sz w:val="16"/>
+        <w:szCs w:val="16"/>
+      </w:rPr>
+      <w:fldChar w:fldCharType="begin"/>
+      <w:instrText xml:space="preserve">PAGE</w:instrText>
+      <w:fldChar w:fldCharType="separate"/>
+      <w:fldChar w:fldCharType="end"/>
+    </w:r>
+  </w:p>
+</w:ftr>
+</file>
+
+<file path=word/footer9.xml><?xml version="1.0" encoding="utf-8"?>
+<w:ftr xmlns:wpc="http://schemas.microsoft.com/office/word/2010/wordprocessingCanvas" xmlns:mc="http://schemas.openxmlformats.org/markup-compatibility/2006" xmlns:o="urn:schemas-microsoft-com:office:office" xmlns:r="http://schemas.openxmlformats.org/officeDocument/2006/relationships" xmlns:m="http://schemas.openxmlformats.org/officeDocument/2006/math" xmlns:v="urn:schemas-microsoft-com:vml" xmlns:wp14="http://schemas.microsoft.com/office/word/2010/wordprocessingDrawing" xmlns:wp="http://schemas.openxmlformats.org/drawingml/2006/wordprocessingDrawing" xmlns:w10="urn:schemas-microsoft-com:office:word" xmlns:w="http://schemas.openxmlformats.org/wordprocessingml/2006/main" xmlns:w14="http://schemas.microsoft.com/office/word/2010/wordml" xmlns:w15="http://schemas.microsoft.com/office/word/2012/wordml" xmlns:wpg="http://schemas.microsoft.com/office/word/2010/wordprocessingGroup" xmlns:wpi="http://schemas.microsoft.com/office/word/2010/wordprocessingInk" xmlns:wne="http://schemas.microsoft.com/office/word/2006/wordml" xmlns:wps="http://schemas.microsoft.com/office/word/2010/wordprocessingShape">
+  <w:p>
+    <w:pPr>
+      <w:jc w:val="center"/>
+    </w:pPr>
+    <w:r>
+      <w:rPr>
+        <w:rFonts w:ascii="Arial" w:cs="Arial" w:eastAsia="Arial" w:hAnsi="Arial"/>
+        <w:color w:val="808080"/>
+        <w:sz w:val="16"/>
+        <w:szCs w:val="16"/>
+      </w:rPr>
+      <w:t xml:space="preserve">Luyện nghe podcast – BBC 6 Minute English – Bài 8 – trang </w:t>
     </w:r>
     <w:r>
       <w:rPr>
